--- a/DataAnalyst_CoverLetterTemplate.docx
+++ b/DataAnalyst_CoverLetterTemplate.docx
@@ -385,7 +385,83 @@
           <w:szCs w:val="18"/>
           <w:lang w:val="en-CA"/>
         </w:rPr>
-        <w:t>Dear Hiring Manager,</w:t>
+        <w:t xml:space="preserve">Dear </w:t>
+      </w:r>
+      <w:proofErr w:type="gramStart"/>
+      <w:r>
+        <w:rPr>
+          <w:rFonts w:ascii="Calibri Light" w:eastAsia="Cambria" w:hAnsi="Calibri Light" w:cs="Calibri Light"/>
+          <w:bCs/>
+          <w:sz w:val="18"/>
+          <w:szCs w:val="18"/>
+          <w:lang w:val="en-CA"/>
+        </w:rPr>
+        <w:t xml:space="preserve">{{ </w:t>
+      </w:r>
+      <w:proofErr w:type="spellStart"/>
+      <w:r>
+        <w:rPr>
+          <w:rFonts w:ascii="Calibri Light" w:eastAsia="Cambria" w:hAnsi="Calibri Light" w:cs="Calibri Light"/>
+          <w:bCs/>
+          <w:sz w:val="18"/>
+          <w:szCs w:val="18"/>
+          <w:lang w:val="en-CA"/>
+        </w:rPr>
+        <w:t>letter</w:t>
+      </w:r>
+      <w:proofErr w:type="gramEnd"/>
+      <w:r>
+        <w:rPr>
+          <w:rFonts w:ascii="Calibri Light" w:eastAsia="Cambria" w:hAnsi="Calibri Light" w:cs="Calibri Light"/>
+          <w:bCs/>
+          <w:sz w:val="18"/>
+          <w:szCs w:val="18"/>
+          <w:lang w:val="en-CA"/>
+        </w:rPr>
+        <w:t>_</w:t>
+      </w:r>
+      <w:proofErr w:type="gramStart"/>
+      <w:r>
+        <w:rPr>
+          <w:rFonts w:ascii="Calibri Light" w:eastAsia="Cambria" w:hAnsi="Calibri Light" w:cs="Calibri Light"/>
+          <w:bCs/>
+          <w:sz w:val="18"/>
+          <w:szCs w:val="18"/>
+          <w:lang w:val="en-CA"/>
+        </w:rPr>
+        <w:t>addressee</w:t>
+      </w:r>
+      <w:proofErr w:type="spellEnd"/>
+      <w:r>
+        <w:rPr>
+          <w:rFonts w:ascii="Calibri Light" w:eastAsia="Cambria" w:hAnsi="Calibri Light" w:cs="Calibri Light"/>
+          <w:bCs/>
+          <w:sz w:val="18"/>
+          <w:szCs w:val="18"/>
+          <w:lang w:val="en-CA"/>
+        </w:rPr>
+        <w:t xml:space="preserve"> }</w:t>
+      </w:r>
+      <w:proofErr w:type="gramEnd"/>
+      <w:r>
+        <w:rPr>
+          <w:rFonts w:ascii="Calibri Light" w:eastAsia="Cambria" w:hAnsi="Calibri Light" w:cs="Calibri Light"/>
+          <w:bCs/>
+          <w:sz w:val="18"/>
+          <w:szCs w:val="18"/>
+          <w:lang w:val="en-CA"/>
+        </w:rPr>
+        <w:t>}</w:t>
+      </w:r>
+      <w:r>
+        <w:rPr>
+          <w:rFonts w:ascii="Calibri Light" w:eastAsia="Cambria" w:hAnsi="Calibri Light" w:cs="Calibri Light"/>
+          <w:bCs/>
+          <w:sz w:val="18"/>
+          <w:szCs w:val="18"/>
+          <w:lang w:val="en-CA"/>
+        </w:rPr>
+        <w:t>,</w:t>
       </w:r>
     </w:p>
     <w:p>

--- a/DataAnalyst_CoverLetterTemplate.docx
+++ b/DataAnalyst_CoverLetterTemplate.docx
@@ -21,7 +21,6 @@
           <w:lang w:val="en-CA"/>
         </w:rPr>
       </w:pPr>
-      <w:proofErr w:type="gramStart"/>
       <w:r>
         <w:rPr>
           <w:rFonts w:ascii="Calibri Light" w:eastAsia="Cambria" w:hAnsi="Calibri Light" w:cs="Calibri Light"/>
@@ -32,7 +31,16 @@
         </w:rPr>
         <w:t>{{ t</w:t>
       </w:r>
-      <w:proofErr w:type="gramEnd"/>
+      <w:r>
+        <w:rPr>
+          <w:rFonts w:ascii="Calibri Light" w:eastAsia="Cambria" w:hAnsi="Calibri Light" w:cs="Calibri Light"/>
+          <w:bCs/>
+          <w:sz w:val="18"/>
+          <w:szCs w:val="18"/>
+          <w:lang w:val="en-CA"/>
+        </w:rPr>
+        <w:t>odays_date</w:t>
+      </w:r>
       <w:r>
         <w:rPr>
           <w:rFonts w:ascii="Calibri Light" w:eastAsia="Cambria" w:hAnsi="Calibri Light" w:cs="Calibri Light"/>
@@ -62,50 +70,7 @@
           <w:lang w:val="en-CA"/>
         </w:rPr>
         <w:br/>
-      </w:r>
-      <w:proofErr w:type="gramStart"/>
-      <w:r>
-        <w:rPr>
-          <w:rFonts w:ascii="Calibri Light" w:eastAsia="Cambria" w:hAnsi="Calibri Light" w:cs="Calibri Light"/>
-          <w:bCs/>
-          <w:sz w:val="18"/>
-          <w:szCs w:val="18"/>
-          <w:lang w:val="en-CA"/>
-        </w:rPr>
-        <w:t xml:space="preserve">{{ </w:t>
-      </w:r>
-      <w:proofErr w:type="spellStart"/>
-      <w:r>
-        <w:rPr>
-          <w:rFonts w:ascii="Calibri Light" w:eastAsia="Cambria" w:hAnsi="Calibri Light" w:cs="Calibri Light"/>
-          <w:bCs/>
-          <w:sz w:val="18"/>
-          <w:szCs w:val="18"/>
-          <w:lang w:val="en-CA"/>
-        </w:rPr>
-        <w:t>company</w:t>
-      </w:r>
-      <w:proofErr w:type="gramEnd"/>
-      <w:r>
-        <w:rPr>
-          <w:rFonts w:ascii="Calibri Light" w:eastAsia="Cambria" w:hAnsi="Calibri Light" w:cs="Calibri Light"/>
-          <w:bCs/>
-          <w:sz w:val="18"/>
-          <w:szCs w:val="18"/>
-          <w:lang w:val="en-CA"/>
-        </w:rPr>
-        <w:t>_name</w:t>
-      </w:r>
-      <w:proofErr w:type="spellEnd"/>
-      <w:r>
-        <w:rPr>
-          <w:rFonts w:ascii="Calibri Light" w:eastAsia="Cambria" w:hAnsi="Calibri Light" w:cs="Calibri Light"/>
-          <w:bCs/>
-          <w:sz w:val="18"/>
-          <w:szCs w:val="18"/>
-          <w:lang w:val="en-CA"/>
-        </w:rPr>
-        <w:t xml:space="preserve"> }}</w:t>
+        <w:t>{{ company_name }}</w:t>
       </w:r>
       <w:r>
         <w:rPr>
@@ -116,72 +81,7 @@
           <w:lang w:val="en-CA"/>
         </w:rPr>
         <w:br/>
-      </w:r>
-      <w:proofErr w:type="gramStart"/>
-      <w:r>
-        <w:rPr>
-          <w:rFonts w:ascii="Calibri Light" w:eastAsia="Cambria" w:hAnsi="Calibri Light" w:cs="Calibri Light"/>
-          <w:bCs/>
-          <w:sz w:val="18"/>
-          <w:szCs w:val="18"/>
-          <w:lang w:val="en-CA"/>
-        </w:rPr>
-        <w:t xml:space="preserve">{{ </w:t>
-      </w:r>
-      <w:proofErr w:type="spellStart"/>
-      <w:r>
-        <w:rPr>
-          <w:rFonts w:ascii="Calibri Light" w:eastAsia="Cambria" w:hAnsi="Calibri Light" w:cs="Calibri Light"/>
-          <w:bCs/>
-          <w:sz w:val="18"/>
-          <w:szCs w:val="18"/>
-          <w:lang w:val="en-CA"/>
-        </w:rPr>
-        <w:t>company</w:t>
-      </w:r>
-      <w:proofErr w:type="gramEnd"/>
-      <w:r>
-        <w:rPr>
-          <w:rFonts w:ascii="Calibri Light" w:eastAsia="Cambria" w:hAnsi="Calibri Light" w:cs="Calibri Light"/>
-          <w:bCs/>
-          <w:sz w:val="18"/>
-          <w:szCs w:val="18"/>
-          <w:lang w:val="en-CA"/>
-        </w:rPr>
-        <w:t>_</w:t>
-      </w:r>
-      <w:proofErr w:type="gramStart"/>
-      <w:r>
-        <w:rPr>
-          <w:rFonts w:ascii="Calibri Light" w:eastAsia="Cambria" w:hAnsi="Calibri Light" w:cs="Calibri Light"/>
-          <w:bCs/>
-          <w:sz w:val="18"/>
-          <w:szCs w:val="18"/>
-          <w:lang w:val="en-CA"/>
-        </w:rPr>
-        <w:t>address</w:t>
-      </w:r>
-      <w:proofErr w:type="spellEnd"/>
-      <w:r>
-        <w:rPr>
-          <w:rFonts w:ascii="Calibri Light" w:eastAsia="Cambria" w:hAnsi="Calibri Light" w:cs="Calibri Light"/>
-          <w:bCs/>
-          <w:sz w:val="18"/>
-          <w:szCs w:val="18"/>
-          <w:lang w:val="en-CA"/>
-        </w:rPr>
-        <w:t xml:space="preserve"> }</w:t>
-      </w:r>
-      <w:proofErr w:type="gramEnd"/>
-      <w:r>
-        <w:rPr>
-          <w:rFonts w:ascii="Calibri Light" w:eastAsia="Cambria" w:hAnsi="Calibri Light" w:cs="Calibri Light"/>
-          <w:bCs/>
-          <w:sz w:val="18"/>
-          <w:szCs w:val="18"/>
-          <w:lang w:val="en-CA"/>
-        </w:rPr>
-        <w:t xml:space="preserve">} </w:t>
+        <w:t xml:space="preserve">{{ company_address }} </w:t>
       </w:r>
       <w:r>
         <w:rPr>
@@ -192,116 +92,7 @@
           <w:lang w:val="en-CA"/>
         </w:rPr>
         <w:br/>
-      </w:r>
-      <w:proofErr w:type="gramStart"/>
-      <w:r>
-        <w:rPr>
-          <w:rFonts w:ascii="Calibri Light" w:eastAsia="Cambria" w:hAnsi="Calibri Light" w:cs="Calibri Light"/>
-          <w:bCs/>
-          <w:sz w:val="18"/>
-          <w:szCs w:val="18"/>
-          <w:lang w:val="en-CA"/>
-        </w:rPr>
-        <w:t xml:space="preserve">{{ </w:t>
-      </w:r>
-      <w:proofErr w:type="spellStart"/>
-      <w:r>
-        <w:rPr>
-          <w:rFonts w:ascii="Calibri Light" w:eastAsia="Cambria" w:hAnsi="Calibri Light" w:cs="Calibri Light"/>
-          <w:bCs/>
-          <w:sz w:val="18"/>
-          <w:szCs w:val="18"/>
-          <w:lang w:val="en-CA"/>
-        </w:rPr>
-        <w:t>company</w:t>
-      </w:r>
-      <w:proofErr w:type="gramEnd"/>
-      <w:r>
-        <w:rPr>
-          <w:rFonts w:ascii="Calibri Light" w:eastAsia="Cambria" w:hAnsi="Calibri Light" w:cs="Calibri Light"/>
-          <w:bCs/>
-          <w:sz w:val="18"/>
-          <w:szCs w:val="18"/>
-          <w:lang w:val="en-CA"/>
-        </w:rPr>
-        <w:t>_</w:t>
-      </w:r>
-      <w:proofErr w:type="gramStart"/>
-      <w:r>
-        <w:rPr>
-          <w:rFonts w:ascii="Calibri Light" w:eastAsia="Cambria" w:hAnsi="Calibri Light" w:cs="Calibri Light"/>
-          <w:bCs/>
-          <w:sz w:val="18"/>
-          <w:szCs w:val="18"/>
-          <w:lang w:val="en-CA"/>
-        </w:rPr>
-        <w:t>city</w:t>
-      </w:r>
-      <w:proofErr w:type="spellEnd"/>
-      <w:r>
-        <w:rPr>
-          <w:rFonts w:ascii="Calibri Light" w:eastAsia="Cambria" w:hAnsi="Calibri Light" w:cs="Calibri Light"/>
-          <w:bCs/>
-          <w:sz w:val="18"/>
-          <w:szCs w:val="18"/>
-          <w:lang w:val="en-CA"/>
-        </w:rPr>
-        <w:t xml:space="preserve"> }</w:t>
-      </w:r>
-      <w:proofErr w:type="gramEnd"/>
-      <w:r>
-        <w:rPr>
-          <w:rFonts w:ascii="Calibri Light" w:eastAsia="Cambria" w:hAnsi="Calibri Light" w:cs="Calibri Light"/>
-          <w:bCs/>
-          <w:sz w:val="18"/>
-          <w:szCs w:val="18"/>
-          <w:lang w:val="en-CA"/>
-        </w:rPr>
-        <w:t xml:space="preserve">}, </w:t>
-      </w:r>
-      <w:proofErr w:type="gramStart"/>
-      <w:r>
-        <w:rPr>
-          <w:rFonts w:ascii="Calibri Light" w:eastAsia="Cambria" w:hAnsi="Calibri Light" w:cs="Calibri Light"/>
-          <w:bCs/>
-          <w:sz w:val="18"/>
-          <w:szCs w:val="18"/>
-          <w:lang w:val="en-CA"/>
-        </w:rPr>
-        <w:t xml:space="preserve">{{ </w:t>
-      </w:r>
-      <w:proofErr w:type="spellStart"/>
-      <w:r>
-        <w:rPr>
-          <w:rFonts w:ascii="Calibri Light" w:eastAsia="Cambria" w:hAnsi="Calibri Light" w:cs="Calibri Light"/>
-          <w:bCs/>
-          <w:sz w:val="18"/>
-          <w:szCs w:val="18"/>
-          <w:lang w:val="en-CA"/>
-        </w:rPr>
-        <w:t>company</w:t>
-      </w:r>
-      <w:proofErr w:type="gramEnd"/>
-      <w:r>
-        <w:rPr>
-          <w:rFonts w:ascii="Calibri Light" w:eastAsia="Cambria" w:hAnsi="Calibri Light" w:cs="Calibri Light"/>
-          <w:bCs/>
-          <w:sz w:val="18"/>
-          <w:szCs w:val="18"/>
-          <w:lang w:val="en-CA"/>
-        </w:rPr>
-        <w:t>_province</w:t>
-      </w:r>
-      <w:proofErr w:type="spellEnd"/>
-      <w:r>
-        <w:rPr>
-          <w:rFonts w:ascii="Calibri Light" w:eastAsia="Cambria" w:hAnsi="Calibri Light" w:cs="Calibri Light"/>
-          <w:bCs/>
-          <w:sz w:val="18"/>
-          <w:szCs w:val="18"/>
-          <w:lang w:val="en-CA"/>
-        </w:rPr>
-        <w:t xml:space="preserve"> }}</w:t>
+        <w:t>{{ company_city }}, {{ company_province }}</w:t>
       </w:r>
       <w:r>
         <w:rPr>
@@ -312,50 +103,7 @@
           <w:lang w:val="en-CA"/>
         </w:rPr>
         <w:br/>
-      </w:r>
-      <w:proofErr w:type="gramStart"/>
-      <w:r>
-        <w:rPr>
-          <w:rFonts w:ascii="Calibri Light" w:eastAsia="Cambria" w:hAnsi="Calibri Light" w:cs="Calibri Light"/>
-          <w:bCs/>
-          <w:sz w:val="18"/>
-          <w:szCs w:val="18"/>
-          <w:lang w:val="en-CA"/>
-        </w:rPr>
-        <w:t xml:space="preserve">{{ </w:t>
-      </w:r>
-      <w:proofErr w:type="spellStart"/>
-      <w:r>
-        <w:rPr>
-          <w:rFonts w:ascii="Calibri Light" w:eastAsia="Cambria" w:hAnsi="Calibri Light" w:cs="Calibri Light"/>
-          <w:bCs/>
-          <w:sz w:val="18"/>
-          <w:szCs w:val="18"/>
-          <w:lang w:val="en-CA"/>
-        </w:rPr>
-        <w:t>company</w:t>
-      </w:r>
-      <w:proofErr w:type="gramEnd"/>
-      <w:r>
-        <w:rPr>
-          <w:rFonts w:ascii="Calibri Light" w:eastAsia="Cambria" w:hAnsi="Calibri Light" w:cs="Calibri Light"/>
-          <w:bCs/>
-          <w:sz w:val="18"/>
-          <w:szCs w:val="18"/>
-          <w:lang w:val="en-CA"/>
-        </w:rPr>
-        <w:t>_postal</w:t>
-      </w:r>
-      <w:proofErr w:type="spellEnd"/>
-      <w:r>
-        <w:rPr>
-          <w:rFonts w:ascii="Calibri Light" w:eastAsia="Cambria" w:hAnsi="Calibri Light" w:cs="Calibri Light"/>
-          <w:bCs/>
-          <w:sz w:val="18"/>
-          <w:szCs w:val="18"/>
-          <w:lang w:val="en-CA"/>
-        </w:rPr>
-        <w:t xml:space="preserve"> }}</w:t>
+        <w:t>{{ company_postal }}</w:t>
       </w:r>
       <w:r>
         <w:rPr>
@@ -387,71 +135,15 @@
         </w:rPr>
         <w:t xml:space="preserve">Dear </w:t>
       </w:r>
-      <w:proofErr w:type="gramStart"/>
-      <w:r>
-        <w:rPr>
-          <w:rFonts w:ascii="Calibri Light" w:eastAsia="Cambria" w:hAnsi="Calibri Light" w:cs="Calibri Light"/>
-          <w:bCs/>
-          <w:sz w:val="18"/>
-          <w:szCs w:val="18"/>
-          <w:lang w:val="en-CA"/>
-        </w:rPr>
-        <w:t xml:space="preserve">{{ </w:t>
-      </w:r>
-      <w:proofErr w:type="spellStart"/>
-      <w:r>
-        <w:rPr>
-          <w:rFonts w:ascii="Calibri Light" w:eastAsia="Cambria" w:hAnsi="Calibri Light" w:cs="Calibri Light"/>
-          <w:bCs/>
-          <w:sz w:val="18"/>
-          <w:szCs w:val="18"/>
-          <w:lang w:val="en-CA"/>
-        </w:rPr>
-        <w:t>letter</w:t>
-      </w:r>
-      <w:proofErr w:type="gramEnd"/>
-      <w:r>
-        <w:rPr>
-          <w:rFonts w:ascii="Calibri Light" w:eastAsia="Cambria" w:hAnsi="Calibri Light" w:cs="Calibri Light"/>
-          <w:bCs/>
-          <w:sz w:val="18"/>
-          <w:szCs w:val="18"/>
-          <w:lang w:val="en-CA"/>
-        </w:rPr>
-        <w:t>_</w:t>
-      </w:r>
-      <w:proofErr w:type="gramStart"/>
-      <w:r>
-        <w:rPr>
-          <w:rFonts w:ascii="Calibri Light" w:eastAsia="Cambria" w:hAnsi="Calibri Light" w:cs="Calibri Light"/>
-          <w:bCs/>
-          <w:sz w:val="18"/>
-          <w:szCs w:val="18"/>
-          <w:lang w:val="en-CA"/>
-        </w:rPr>
-        <w:t>addressee</w:t>
-      </w:r>
-      <w:proofErr w:type="spellEnd"/>
-      <w:r>
-        <w:rPr>
-          <w:rFonts w:ascii="Calibri Light" w:eastAsia="Cambria" w:hAnsi="Calibri Light" w:cs="Calibri Light"/>
-          <w:bCs/>
-          <w:sz w:val="18"/>
-          <w:szCs w:val="18"/>
-          <w:lang w:val="en-CA"/>
-        </w:rPr>
-        <w:t xml:space="preserve"> }</w:t>
-      </w:r>
-      <w:proofErr w:type="gramEnd"/>
-      <w:r>
-        <w:rPr>
-          <w:rFonts w:ascii="Calibri Light" w:eastAsia="Cambria" w:hAnsi="Calibri Light" w:cs="Calibri Light"/>
-          <w:bCs/>
-          <w:sz w:val="18"/>
-          <w:szCs w:val="18"/>
-          <w:lang w:val="en-CA"/>
-        </w:rPr>
-        <w:t>}</w:t>
+      <w:r>
+        <w:rPr>
+          <w:rFonts w:ascii="Calibri Light" w:eastAsia="Cambria" w:hAnsi="Calibri Light" w:cs="Calibri Light"/>
+          <w:bCs/>
+          <w:sz w:val="18"/>
+          <w:szCs w:val="18"/>
+          <w:lang w:val="en-CA"/>
+        </w:rPr>
+        <w:t>{{ letter_addressee }}</w:t>
       </w:r>
       <w:r>
         <w:rPr>
@@ -554,71 +246,15 @@
         </w:rPr>
         <w:t xml:space="preserve"> </w:t>
       </w:r>
-      <w:proofErr w:type="gramStart"/>
-      <w:r>
-        <w:rPr>
-          <w:rFonts w:ascii="Calibri Light" w:eastAsia="Cambria" w:hAnsi="Calibri Light" w:cs="Calibri Light"/>
-          <w:bCs/>
-          <w:sz w:val="18"/>
-          <w:szCs w:val="18"/>
-          <w:lang w:val="en-CA"/>
-        </w:rPr>
-        <w:t xml:space="preserve">{{ </w:t>
-      </w:r>
-      <w:proofErr w:type="spellStart"/>
-      <w:r>
-        <w:rPr>
-          <w:rFonts w:ascii="Calibri Light" w:eastAsia="Cambria" w:hAnsi="Calibri Light" w:cs="Calibri Light"/>
-          <w:bCs/>
-          <w:sz w:val="18"/>
-          <w:szCs w:val="18"/>
-          <w:lang w:val="en-CA"/>
-        </w:rPr>
-        <w:t>position</w:t>
-      </w:r>
-      <w:proofErr w:type="gramEnd"/>
-      <w:r>
-        <w:rPr>
-          <w:rFonts w:ascii="Calibri Light" w:eastAsia="Cambria" w:hAnsi="Calibri Light" w:cs="Calibri Light"/>
-          <w:bCs/>
-          <w:sz w:val="18"/>
-          <w:szCs w:val="18"/>
-          <w:lang w:val="en-CA"/>
-        </w:rPr>
-        <w:t>_</w:t>
-      </w:r>
-      <w:proofErr w:type="gramStart"/>
-      <w:r>
-        <w:rPr>
-          <w:rFonts w:ascii="Calibri Light" w:eastAsia="Cambria" w:hAnsi="Calibri Light" w:cs="Calibri Light"/>
-          <w:bCs/>
-          <w:sz w:val="18"/>
-          <w:szCs w:val="18"/>
-          <w:lang w:val="en-CA"/>
-        </w:rPr>
-        <w:t>name</w:t>
-      </w:r>
-      <w:proofErr w:type="spellEnd"/>
-      <w:r>
-        <w:rPr>
-          <w:rFonts w:ascii="Calibri Light" w:eastAsia="Cambria" w:hAnsi="Calibri Light" w:cs="Calibri Light"/>
-          <w:bCs/>
-          <w:sz w:val="18"/>
-          <w:szCs w:val="18"/>
-          <w:lang w:val="en-CA"/>
-        </w:rPr>
-        <w:t xml:space="preserve"> }</w:t>
-      </w:r>
-      <w:proofErr w:type="gramEnd"/>
-      <w:r>
-        <w:rPr>
-          <w:rFonts w:ascii="Calibri Light" w:eastAsia="Cambria" w:hAnsi="Calibri Light" w:cs="Calibri Light"/>
-          <w:bCs/>
-          <w:sz w:val="18"/>
-          <w:szCs w:val="18"/>
-          <w:lang w:val="en-CA"/>
-        </w:rPr>
-        <w:t>}</w:t>
+      <w:r>
+        <w:rPr>
+          <w:rFonts w:ascii="Calibri Light" w:eastAsia="Cambria" w:hAnsi="Calibri Light" w:cs="Calibri Light"/>
+          <w:bCs/>
+          <w:sz w:val="18"/>
+          <w:szCs w:val="18"/>
+          <w:lang w:val="en-CA"/>
+        </w:rPr>
+        <w:t>{{ position_name }}</w:t>
       </w:r>
       <w:r>
         <w:rPr>
@@ -640,71 +276,15 @@
         </w:rPr>
         <w:t xml:space="preserve">position with </w:t>
       </w:r>
-      <w:proofErr w:type="gramStart"/>
-      <w:r>
-        <w:rPr>
-          <w:rFonts w:ascii="Calibri Light" w:eastAsia="Cambria" w:hAnsi="Calibri Light" w:cs="Calibri Light"/>
-          <w:bCs/>
-          <w:sz w:val="18"/>
-          <w:szCs w:val="18"/>
-          <w:lang w:val="en-CA"/>
-        </w:rPr>
-        <w:t xml:space="preserve">{{ </w:t>
-      </w:r>
-      <w:proofErr w:type="spellStart"/>
-      <w:r>
-        <w:rPr>
-          <w:rFonts w:ascii="Calibri Light" w:eastAsia="Cambria" w:hAnsi="Calibri Light" w:cs="Calibri Light"/>
-          <w:bCs/>
-          <w:sz w:val="18"/>
-          <w:szCs w:val="18"/>
-          <w:lang w:val="en-CA"/>
-        </w:rPr>
-        <w:t>company</w:t>
-      </w:r>
-      <w:proofErr w:type="gramEnd"/>
-      <w:r>
-        <w:rPr>
-          <w:rFonts w:ascii="Calibri Light" w:eastAsia="Cambria" w:hAnsi="Calibri Light" w:cs="Calibri Light"/>
-          <w:bCs/>
-          <w:sz w:val="18"/>
-          <w:szCs w:val="18"/>
-          <w:lang w:val="en-CA"/>
-        </w:rPr>
-        <w:t>_</w:t>
-      </w:r>
-      <w:proofErr w:type="gramStart"/>
-      <w:r>
-        <w:rPr>
-          <w:rFonts w:ascii="Calibri Light" w:eastAsia="Cambria" w:hAnsi="Calibri Light" w:cs="Calibri Light"/>
-          <w:bCs/>
-          <w:sz w:val="18"/>
-          <w:szCs w:val="18"/>
-          <w:lang w:val="en-CA"/>
-        </w:rPr>
-        <w:t>name</w:t>
-      </w:r>
-      <w:proofErr w:type="spellEnd"/>
-      <w:r>
-        <w:rPr>
-          <w:rFonts w:ascii="Calibri Light" w:eastAsia="Cambria" w:hAnsi="Calibri Light" w:cs="Calibri Light"/>
-          <w:bCs/>
-          <w:sz w:val="18"/>
-          <w:szCs w:val="18"/>
-          <w:lang w:val="en-CA"/>
-        </w:rPr>
-        <w:t xml:space="preserve"> }</w:t>
-      </w:r>
-      <w:proofErr w:type="gramEnd"/>
-      <w:r>
-        <w:rPr>
-          <w:rFonts w:ascii="Calibri Light" w:eastAsia="Cambria" w:hAnsi="Calibri Light" w:cs="Calibri Light"/>
-          <w:bCs/>
-          <w:sz w:val="18"/>
-          <w:szCs w:val="18"/>
-          <w:lang w:val="en-CA"/>
-        </w:rPr>
-        <w:t>}</w:t>
+      <w:r>
+        <w:rPr>
+          <w:rFonts w:ascii="Calibri Light" w:eastAsia="Cambria" w:hAnsi="Calibri Light" w:cs="Calibri Light"/>
+          <w:bCs/>
+          <w:sz w:val="18"/>
+          <w:szCs w:val="18"/>
+          <w:lang w:val="en-CA"/>
+        </w:rPr>
+        <w:t>{{ company_name }}</w:t>
       </w:r>
       <w:r>
         <w:rPr>
@@ -824,103 +404,57 @@
           <w:szCs w:val="18"/>
           <w:lang w:val="en-CA"/>
         </w:rPr>
+        <w:t xml:space="preserve"> {{ company_name }}</w:t>
+      </w:r>
+      <w:r>
+        <w:rPr>
+          <w:rFonts w:ascii="Calibri Light" w:eastAsia="Cambria" w:hAnsi="Calibri Light" w:cs="Calibri Light"/>
+          <w:bCs/>
+          <w:sz w:val="18"/>
+          <w:szCs w:val="18"/>
+          <w:lang w:val="en-CA"/>
+        </w:rPr>
+        <w:t>’s</w:t>
+      </w:r>
+      <w:r>
+        <w:rPr>
+          <w:rFonts w:ascii="Calibri Light" w:eastAsia="Cambria" w:hAnsi="Calibri Light" w:cs="Calibri Light"/>
+          <w:bCs/>
+          <w:sz w:val="18"/>
+          <w:szCs w:val="18"/>
+          <w:lang w:val="en-CA"/>
+        </w:rPr>
+        <w:t xml:space="preserve"> mission </w:t>
+      </w:r>
+      <w:r>
+        <w:rPr>
+          <w:rFonts w:ascii="Calibri Light" w:eastAsia="Cambria" w:hAnsi="Calibri Light" w:cs="Calibri Light"/>
+          <w:bCs/>
+          <w:sz w:val="18"/>
+          <w:szCs w:val="18"/>
+          <w:lang w:val="en-CA"/>
+        </w:rPr>
+        <w:t>in</w:t>
+      </w:r>
+      <w:r>
+        <w:rPr>
+          <w:rFonts w:ascii="Calibri Light" w:eastAsia="Cambria" w:hAnsi="Calibri Light" w:cs="Calibri Light"/>
+          <w:bCs/>
+          <w:sz w:val="18"/>
+          <w:szCs w:val="18"/>
+          <w:lang w:val="en-CA"/>
+        </w:rPr>
         <w:t xml:space="preserve"> </w:t>
       </w:r>
-      <w:proofErr w:type="gramStart"/>
-      <w:r>
-        <w:rPr>
-          <w:rFonts w:ascii="Calibri Light" w:eastAsia="Cambria" w:hAnsi="Calibri Light" w:cs="Calibri Light"/>
-          <w:bCs/>
-          <w:sz w:val="18"/>
-          <w:szCs w:val="18"/>
-          <w:lang w:val="en-CA"/>
-        </w:rPr>
-        <w:t xml:space="preserve">{{ </w:t>
-      </w:r>
-      <w:proofErr w:type="spellStart"/>
-      <w:r>
-        <w:rPr>
-          <w:rFonts w:ascii="Calibri Light" w:eastAsia="Cambria" w:hAnsi="Calibri Light" w:cs="Calibri Light"/>
-          <w:bCs/>
-          <w:sz w:val="18"/>
-          <w:szCs w:val="18"/>
-          <w:lang w:val="en-CA"/>
-        </w:rPr>
-        <w:t>company</w:t>
-      </w:r>
-      <w:proofErr w:type="gramEnd"/>
-      <w:r>
-        <w:rPr>
-          <w:rFonts w:ascii="Calibri Light" w:eastAsia="Cambria" w:hAnsi="Calibri Light" w:cs="Calibri Light"/>
-          <w:bCs/>
-          <w:sz w:val="18"/>
-          <w:szCs w:val="18"/>
-          <w:lang w:val="en-CA"/>
-        </w:rPr>
-        <w:t>_</w:t>
-      </w:r>
-      <w:proofErr w:type="gramStart"/>
-      <w:r>
-        <w:rPr>
-          <w:rFonts w:ascii="Calibri Light" w:eastAsia="Cambria" w:hAnsi="Calibri Light" w:cs="Calibri Light"/>
-          <w:bCs/>
-          <w:sz w:val="18"/>
-          <w:szCs w:val="18"/>
-          <w:lang w:val="en-CA"/>
-        </w:rPr>
-        <w:t>name</w:t>
-      </w:r>
-      <w:proofErr w:type="spellEnd"/>
-      <w:r>
-        <w:rPr>
-          <w:rFonts w:ascii="Calibri Light" w:eastAsia="Cambria" w:hAnsi="Calibri Light" w:cs="Calibri Light"/>
-          <w:bCs/>
-          <w:sz w:val="18"/>
-          <w:szCs w:val="18"/>
-          <w:lang w:val="en-CA"/>
-        </w:rPr>
-        <w:t xml:space="preserve"> }}</w:t>
-      </w:r>
-      <w:r>
-        <w:rPr>
-          <w:rFonts w:ascii="Calibri Light" w:eastAsia="Cambria" w:hAnsi="Calibri Light" w:cs="Calibri Light"/>
-          <w:bCs/>
-          <w:sz w:val="18"/>
-          <w:szCs w:val="18"/>
-          <w:lang w:val="en-CA"/>
-        </w:rPr>
-        <w:t>’</w:t>
-      </w:r>
-      <w:proofErr w:type="gramEnd"/>
-      <w:r>
-        <w:rPr>
-          <w:rFonts w:ascii="Calibri Light" w:eastAsia="Cambria" w:hAnsi="Calibri Light" w:cs="Calibri Light"/>
-          <w:bCs/>
-          <w:sz w:val="18"/>
-          <w:szCs w:val="18"/>
-          <w:lang w:val="en-CA"/>
-        </w:rPr>
-        <w:t>s</w:t>
-      </w:r>
-      <w:r>
-        <w:rPr>
-          <w:rFonts w:ascii="Calibri Light" w:eastAsia="Cambria" w:hAnsi="Calibri Light" w:cs="Calibri Light"/>
-          <w:bCs/>
-          <w:sz w:val="18"/>
-          <w:szCs w:val="18"/>
-          <w:lang w:val="en-CA"/>
-        </w:rPr>
-        <w:t xml:space="preserve"> mission </w:t>
-      </w:r>
-      <w:r>
-        <w:rPr>
-          <w:rFonts w:ascii="Calibri Light" w:eastAsia="Cambria" w:hAnsi="Calibri Light" w:cs="Calibri Light"/>
-          <w:bCs/>
-          <w:sz w:val="18"/>
-          <w:szCs w:val="18"/>
-          <w:lang w:val="en-CA"/>
-        </w:rPr>
-        <w:t>in</w:t>
+      <w:r>
+        <w:rPr>
+          <w:rFonts w:ascii="Calibri Light" w:eastAsia="Cambria" w:hAnsi="Calibri Light" w:cs="Calibri Light"/>
+          <w:bCs/>
+          <w:sz w:val="18"/>
+          <w:szCs w:val="18"/>
+          <w:lang w:val="en-CA"/>
+        </w:rPr>
+        <w:t>{{ mission_statement }}</w:t>
       </w:r>
       <w:r>
         <w:rPr>
@@ -932,71 +466,35 @@
         </w:rPr>
         <w:t xml:space="preserve"> </w:t>
       </w:r>
-      <w:proofErr w:type="gramStart"/>
-      <w:r>
-        <w:rPr>
-          <w:rFonts w:ascii="Calibri Light" w:eastAsia="Cambria" w:hAnsi="Calibri Light" w:cs="Calibri Light"/>
-          <w:bCs/>
-          <w:sz w:val="18"/>
-          <w:szCs w:val="18"/>
-          <w:lang w:val="en-CA"/>
-        </w:rPr>
-        <w:t xml:space="preserve">{{ </w:t>
-      </w:r>
-      <w:proofErr w:type="spellStart"/>
-      <w:r>
-        <w:rPr>
-          <w:rFonts w:ascii="Calibri Light" w:eastAsia="Cambria" w:hAnsi="Calibri Light" w:cs="Calibri Light"/>
-          <w:bCs/>
-          <w:sz w:val="18"/>
-          <w:szCs w:val="18"/>
-          <w:lang w:val="en-CA"/>
-        </w:rPr>
-        <w:t>mission</w:t>
-      </w:r>
-      <w:proofErr w:type="gramEnd"/>
-      <w:r>
-        <w:rPr>
-          <w:rFonts w:ascii="Calibri Light" w:eastAsia="Cambria" w:hAnsi="Calibri Light" w:cs="Calibri Light"/>
-          <w:bCs/>
-          <w:sz w:val="18"/>
-          <w:szCs w:val="18"/>
-          <w:lang w:val="en-CA"/>
-        </w:rPr>
-        <w:t>_</w:t>
-      </w:r>
-      <w:proofErr w:type="gramStart"/>
-      <w:r>
-        <w:rPr>
-          <w:rFonts w:ascii="Calibri Light" w:eastAsia="Cambria" w:hAnsi="Calibri Light" w:cs="Calibri Light"/>
-          <w:bCs/>
-          <w:sz w:val="18"/>
-          <w:szCs w:val="18"/>
-          <w:lang w:val="en-CA"/>
-        </w:rPr>
-        <w:t>statement</w:t>
-      </w:r>
-      <w:proofErr w:type="spellEnd"/>
-      <w:r>
-        <w:rPr>
-          <w:rFonts w:ascii="Calibri Light" w:eastAsia="Cambria" w:hAnsi="Calibri Light" w:cs="Calibri Light"/>
-          <w:bCs/>
-          <w:sz w:val="18"/>
-          <w:szCs w:val="18"/>
-          <w:lang w:val="en-CA"/>
-        </w:rPr>
-        <w:t xml:space="preserve"> }</w:t>
-      </w:r>
-      <w:proofErr w:type="gramEnd"/>
-      <w:r>
-        <w:rPr>
-          <w:rFonts w:ascii="Calibri Light" w:eastAsia="Cambria" w:hAnsi="Calibri Light" w:cs="Calibri Light"/>
-          <w:bCs/>
-          <w:sz w:val="18"/>
-          <w:szCs w:val="18"/>
-          <w:lang w:val="en-CA"/>
-        </w:rPr>
-        <w:t>}</w:t>
+      <w:r>
+        <w:rPr>
+          <w:rFonts w:ascii="Calibri Light" w:eastAsia="Cambria" w:hAnsi="Calibri Light" w:cs="Calibri Light"/>
+          <w:bCs/>
+          <w:sz w:val="18"/>
+          <w:szCs w:val="18"/>
+          <w:lang w:val="en-CA"/>
+        </w:rPr>
+        <w:t xml:space="preserve">strongly resonates with my own values in utilizing technology to help serve local communities, while making positive contributions to society through data-driven solutions. </w:t>
+      </w:r>
+      <w:r>
+        <w:rPr>
+          <w:rFonts w:ascii="Calibri Light" w:eastAsia="Cambria" w:hAnsi="Calibri Light" w:cs="Calibri Light"/>
+          <w:bCs/>
+          <w:sz w:val="18"/>
+          <w:szCs w:val="18"/>
+          <w:lang w:val="en-CA"/>
+        </w:rPr>
+        <w:t>Thus, c</w:t>
+      </w:r>
+      <w:r>
+        <w:rPr>
+          <w:rFonts w:ascii="Calibri Light" w:eastAsia="Cambria" w:hAnsi="Calibri Light" w:cs="Calibri Light"/>
+          <w:bCs/>
+          <w:sz w:val="18"/>
+          <w:szCs w:val="18"/>
+          <w:lang w:val="en-CA"/>
+        </w:rPr>
+        <w:t>ombined with my</w:t>
       </w:r>
       <w:r>
         <w:rPr>
@@ -1016,46 +514,6 @@
           <w:szCs w:val="18"/>
           <w:lang w:val="en-CA"/>
         </w:rPr>
-        <w:t xml:space="preserve">strongly resonates with my own values in utilizing technology to help serve local communities, while making positive contributions to society through data-driven solutions. </w:t>
-      </w:r>
-      <w:r>
-        <w:rPr>
-          <w:rFonts w:ascii="Calibri Light" w:eastAsia="Cambria" w:hAnsi="Calibri Light" w:cs="Calibri Light"/>
-          <w:bCs/>
-          <w:sz w:val="18"/>
-          <w:szCs w:val="18"/>
-          <w:lang w:val="en-CA"/>
-        </w:rPr>
-        <w:t>Thus, c</w:t>
-      </w:r>
-      <w:r>
-        <w:rPr>
-          <w:rFonts w:ascii="Calibri Light" w:eastAsia="Cambria" w:hAnsi="Calibri Light" w:cs="Calibri Light"/>
-          <w:bCs/>
-          <w:sz w:val="18"/>
-          <w:szCs w:val="18"/>
-          <w:lang w:val="en-CA"/>
-        </w:rPr>
-        <w:t>ombined with my</w:t>
-      </w:r>
-      <w:r>
-        <w:rPr>
-          <w:rFonts w:ascii="Calibri Light" w:eastAsia="Cambria" w:hAnsi="Calibri Light" w:cs="Calibri Light"/>
-          <w:bCs/>
-          <w:sz w:val="18"/>
-          <w:szCs w:val="18"/>
-          <w:lang w:val="en-CA"/>
-        </w:rPr>
-        <w:t xml:space="preserve"> </w:t>
-      </w:r>
-      <w:r>
-        <w:rPr>
-          <w:rFonts w:ascii="Calibri Light" w:eastAsia="Cambria" w:hAnsi="Calibri Light" w:cs="Calibri Light"/>
-          <w:bCs/>
-          <w:sz w:val="18"/>
-          <w:szCs w:val="18"/>
-          <w:lang w:val="en-CA"/>
-        </w:rPr>
         <w:t xml:space="preserve">rapidly improving data-related skills and a </w:t>
       </w:r>
       <w:r>
@@ -1098,81 +556,25 @@
         </w:rPr>
         <w:t xml:space="preserve">the </w:t>
       </w:r>
-      <w:proofErr w:type="gramStart"/>
-      <w:r>
-        <w:rPr>
-          <w:rFonts w:ascii="Calibri Light" w:eastAsia="Cambria" w:hAnsi="Calibri Light" w:cs="Calibri Light"/>
-          <w:bCs/>
-          <w:sz w:val="18"/>
-          <w:szCs w:val="18"/>
-          <w:lang w:val="en-CA"/>
-        </w:rPr>
-        <w:t xml:space="preserve">{{ </w:t>
-      </w:r>
-      <w:proofErr w:type="spellStart"/>
-      <w:r>
-        <w:rPr>
-          <w:rFonts w:ascii="Calibri Light" w:eastAsia="Cambria" w:hAnsi="Calibri Light" w:cs="Calibri Light"/>
-          <w:bCs/>
-          <w:sz w:val="18"/>
-          <w:szCs w:val="18"/>
-          <w:lang w:val="en-CA"/>
-        </w:rPr>
-        <w:t>company</w:t>
-      </w:r>
-      <w:proofErr w:type="gramEnd"/>
-      <w:r>
-        <w:rPr>
-          <w:rFonts w:ascii="Calibri Light" w:eastAsia="Cambria" w:hAnsi="Calibri Light" w:cs="Calibri Light"/>
-          <w:bCs/>
-          <w:sz w:val="18"/>
-          <w:szCs w:val="18"/>
-          <w:lang w:val="en-CA"/>
-        </w:rPr>
-        <w:t>_</w:t>
-      </w:r>
-      <w:proofErr w:type="gramStart"/>
-      <w:r>
-        <w:rPr>
-          <w:rFonts w:ascii="Calibri Light" w:eastAsia="Cambria" w:hAnsi="Calibri Light" w:cs="Calibri Light"/>
-          <w:bCs/>
-          <w:sz w:val="18"/>
-          <w:szCs w:val="18"/>
-          <w:lang w:val="en-CA"/>
-        </w:rPr>
-        <w:t>name</w:t>
-      </w:r>
-      <w:proofErr w:type="spellEnd"/>
-      <w:r>
-        <w:rPr>
-          <w:rFonts w:ascii="Calibri Light" w:eastAsia="Cambria" w:hAnsi="Calibri Light" w:cs="Calibri Light"/>
-          <w:bCs/>
-          <w:sz w:val="18"/>
-          <w:szCs w:val="18"/>
-          <w:lang w:val="en-CA"/>
-        </w:rPr>
-        <w:t xml:space="preserve"> }}</w:t>
-      </w:r>
-      <w:r>
-        <w:rPr>
-          <w:rFonts w:ascii="Calibri Light" w:eastAsia="Cambria" w:hAnsi="Calibri Light" w:cs="Calibri Light"/>
-          <w:bCs/>
-          <w:sz w:val="18"/>
-          <w:szCs w:val="18"/>
-          <w:lang w:val="en-CA"/>
-        </w:rPr>
-        <w:t>’</w:t>
-      </w:r>
-      <w:proofErr w:type="gramEnd"/>
-      <w:r>
-        <w:rPr>
-          <w:rFonts w:ascii="Calibri Light" w:eastAsia="Cambria" w:hAnsi="Calibri Light" w:cs="Calibri Light"/>
-          <w:bCs/>
-          <w:sz w:val="18"/>
-          <w:szCs w:val="18"/>
-          <w:lang w:val="en-CA"/>
-        </w:rPr>
-        <w:t xml:space="preserve">s </w:t>
+      <w:r>
+        <w:rPr>
+          <w:rFonts w:ascii="Calibri Light" w:eastAsia="Cambria" w:hAnsi="Calibri Light" w:cs="Calibri Light"/>
+          <w:bCs/>
+          <w:sz w:val="18"/>
+          <w:szCs w:val="18"/>
+          <w:lang w:val="en-CA"/>
+        </w:rPr>
+        <w:t>{{ company_name }}</w:t>
+      </w:r>
+      <w:r>
+        <w:rPr>
+          <w:rFonts w:ascii="Calibri Light" w:eastAsia="Cambria" w:hAnsi="Calibri Light" w:cs="Calibri Light"/>
+          <w:bCs/>
+          <w:sz w:val="18"/>
+          <w:szCs w:val="18"/>
+          <w:lang w:val="en-CA"/>
+        </w:rPr>
+        <w:t xml:space="preserve">’s </w:t>
       </w:r>
       <w:r>
         <w:rPr>
@@ -1229,187 +631,7 @@
           <w:sz w:val="18"/>
           <w:szCs w:val="18"/>
         </w:rPr>
-        <w:t xml:space="preserve">For example, through the Google Data Analytics Certificate program, I learnt the foundations of exploratory data analysis, including fundamentals of manipulating data in Excel and SQL through </w:t>
-      </w:r>
-      <w:proofErr w:type="spellStart"/>
-      <w:r>
-        <w:rPr>
-          <w:rFonts w:ascii="Calibri Light" w:hAnsi="Calibri Light" w:cs="Calibri Light"/>
-          <w:sz w:val="18"/>
-          <w:szCs w:val="18"/>
-        </w:rPr>
-        <w:t>BigQuery</w:t>
-      </w:r>
-      <w:proofErr w:type="spellEnd"/>
-      <w:r>
-        <w:rPr>
-          <w:rFonts w:ascii="Calibri Light" w:hAnsi="Calibri Light" w:cs="Calibri Light"/>
-          <w:sz w:val="18"/>
-          <w:szCs w:val="18"/>
-        </w:rPr>
-        <w:t xml:space="preserve">, and was introduced to visualization platforms such as Tableau and Power BI. I further expanded my analytical skills through my enrollment in an introductory data science course through my curriculum, where I used R and </w:t>
-      </w:r>
-      <w:proofErr w:type="spellStart"/>
-      <w:r>
-        <w:rPr>
-          <w:rFonts w:ascii="Calibri Light" w:hAnsi="Calibri Light" w:cs="Calibri Light"/>
-          <w:sz w:val="18"/>
-          <w:szCs w:val="18"/>
-        </w:rPr>
-        <w:t>Jupyter</w:t>
-      </w:r>
-      <w:proofErr w:type="spellEnd"/>
-      <w:r>
-        <w:rPr>
-          <w:rFonts w:ascii="Calibri Light" w:hAnsi="Calibri Light" w:cs="Calibri Light"/>
-          <w:sz w:val="18"/>
-          <w:szCs w:val="18"/>
-        </w:rPr>
-        <w:t xml:space="preserve"> Notebooks to read, transform and clean a dataset of over 1, 500 records for the Pacific Laboratory for Artificial Intelligence. Here, I visualized the data and supported the development of a K-NN regression model to uncover trends from the data. Outside of the classroom, I have also worked in small Agile-style teams using Git and GitHub for version control during hackathons, successfully engineering the backend logic using MongoDB for numerous full-stack applications, and also swiftly learnt how to integrate the </w:t>
-      </w:r>
-      <w:proofErr w:type="spellStart"/>
-      <w:r>
-        <w:rPr>
-          <w:rFonts w:ascii="Calibri Light" w:hAnsi="Calibri Light" w:cs="Calibri Light"/>
-          <w:sz w:val="18"/>
-          <w:szCs w:val="18"/>
-        </w:rPr>
-        <w:t>Groq</w:t>
-      </w:r>
-      <w:proofErr w:type="spellEnd"/>
-      <w:r>
-        <w:rPr>
-          <w:rFonts w:ascii="Calibri Light" w:hAnsi="Calibri Light" w:cs="Calibri Light"/>
-          <w:sz w:val="18"/>
-          <w:szCs w:val="18"/>
-        </w:rPr>
-        <w:t xml:space="preserve"> A.I. API for immediate response rendering – the latter experience was my first foray into implementing A.I. technologies into my projects, and had sparked my personal interest in practical A.I. usage and backend-to-frontend coordination. Academically, I also developed </w:t>
-      </w:r>
-      <w:proofErr w:type="spellStart"/>
-      <w:r>
-        <w:rPr>
-          <w:rFonts w:ascii="Calibri Light" w:hAnsi="Calibri Light" w:cs="Calibri Light"/>
-          <w:sz w:val="18"/>
-          <w:szCs w:val="18"/>
-        </w:rPr>
-        <w:t>DailySips</w:t>
-      </w:r>
-      <w:proofErr w:type="spellEnd"/>
-      <w:r>
-        <w:rPr>
-          <w:rFonts w:ascii="Calibri Light" w:hAnsi="Calibri Light" w:cs="Calibri Light"/>
-          <w:sz w:val="18"/>
-          <w:szCs w:val="18"/>
-        </w:rPr>
-        <w:t>, a Java-based beverage tracker. Here, I built my applications</w:t>
-      </w:r>
-      <w:proofErr w:type="gramStart"/>
-      <w:r>
-        <w:rPr>
-          <w:rFonts w:ascii="Calibri Light" w:hAnsi="Calibri Light" w:cs="Calibri Light"/>
-          <w:sz w:val="18"/>
-          <w:szCs w:val="18"/>
-        </w:rPr>
-        <w:t>’ user</w:t>
-      </w:r>
-      <w:proofErr w:type="gramEnd"/>
-      <w:r>
-        <w:rPr>
-          <w:rFonts w:ascii="Calibri Light" w:hAnsi="Calibri Light" w:cs="Calibri Light"/>
-          <w:sz w:val="18"/>
-          <w:szCs w:val="18"/>
-        </w:rPr>
-        <w:t xml:space="preserve"> interface entirely through Java Swing, learnt how to implement JSON-based data persistence, writing rigorous JUnit tests to validate my application’s </w:t>
-      </w:r>
-      <w:proofErr w:type="spellStart"/>
-      <w:r>
-        <w:rPr>
-          <w:rFonts w:ascii="Calibri Light" w:hAnsi="Calibri Light" w:cs="Calibri Light"/>
-          <w:sz w:val="18"/>
-          <w:szCs w:val="18"/>
-        </w:rPr>
-        <w:t>behaviour</w:t>
-      </w:r>
-      <w:proofErr w:type="spellEnd"/>
-      <w:r>
-        <w:rPr>
-          <w:rFonts w:ascii="Calibri Light" w:hAnsi="Calibri Light" w:cs="Calibri Light"/>
-          <w:sz w:val="18"/>
-          <w:szCs w:val="18"/>
-        </w:rPr>
-        <w:t xml:space="preserve"> and improve code robustness. This not only sharpened my technical and analytical skills, but highlighted the importance of detail-oriented thinking, and structured problem-solving — all essential in test planning, execution, and reporting. </w:t>
-      </w:r>
-      <w:proofErr w:type="gramStart"/>
-      <w:r>
-        <w:rPr>
-          <w:rFonts w:ascii="Calibri Light" w:hAnsi="Calibri Light" w:cs="Calibri Light"/>
-          <w:sz w:val="18"/>
-          <w:szCs w:val="18"/>
-        </w:rPr>
-        <w:t>All of</w:t>
-      </w:r>
-      <w:proofErr w:type="gramEnd"/>
-      <w:r>
-        <w:rPr>
-          <w:rFonts w:ascii="Calibri Light" w:hAnsi="Calibri Light" w:cs="Calibri Light"/>
-          <w:sz w:val="18"/>
-          <w:szCs w:val="18"/>
-        </w:rPr>
-        <w:t xml:space="preserve"> these experiences not only </w:t>
-      </w:r>
-      <w:proofErr w:type="gramStart"/>
-      <w:r>
-        <w:rPr>
-          <w:rFonts w:ascii="Calibri Light" w:hAnsi="Calibri Light" w:cs="Calibri Light"/>
-          <w:sz w:val="18"/>
-          <w:szCs w:val="18"/>
-        </w:rPr>
-        <w:t>highlights</w:t>
-      </w:r>
-      <w:proofErr w:type="gramEnd"/>
-      <w:r>
-        <w:rPr>
-          <w:rFonts w:ascii="Calibri Light" w:hAnsi="Calibri Light" w:cs="Calibri Light"/>
-          <w:sz w:val="18"/>
-          <w:szCs w:val="18"/>
-        </w:rPr>
-        <w:t xml:space="preserve"> my technical </w:t>
-      </w:r>
-      <w:proofErr w:type="gramStart"/>
-      <w:r>
-        <w:rPr>
-          <w:rFonts w:ascii="Calibri Light" w:hAnsi="Calibri Light" w:cs="Calibri Light"/>
-          <w:sz w:val="18"/>
-          <w:szCs w:val="18"/>
-        </w:rPr>
-        <w:t>growth, but</w:t>
-      </w:r>
-      <w:proofErr w:type="gramEnd"/>
-      <w:r>
-        <w:rPr>
-          <w:rFonts w:ascii="Calibri Light" w:hAnsi="Calibri Light" w:cs="Calibri Light"/>
-          <w:sz w:val="18"/>
-          <w:szCs w:val="18"/>
-        </w:rPr>
-        <w:t xml:space="preserve"> also showcases my </w:t>
-      </w:r>
-      <w:proofErr w:type="gramStart"/>
-      <w:r>
-        <w:rPr>
-          <w:rFonts w:ascii="Calibri Light" w:hAnsi="Calibri Light" w:cs="Calibri Light"/>
-          <w:sz w:val="18"/>
-          <w:szCs w:val="18"/>
-        </w:rPr>
-        <w:t>passions</w:t>
-      </w:r>
-      <w:proofErr w:type="gramEnd"/>
-      <w:r>
-        <w:rPr>
-          <w:rFonts w:ascii="Calibri Light" w:hAnsi="Calibri Light" w:cs="Calibri Light"/>
-          <w:sz w:val="18"/>
-          <w:szCs w:val="18"/>
-        </w:rPr>
-        <w:t xml:space="preserve"> for applying software and data tools to real-world problems.</w:t>
+        <w:t>For example, through the Google Data Analytics Certificate program, I learnt the foundations of exploratory data analysis, including fundamentals of manipulating data in Excel and SQL through BigQuery, and was introduced to visualization platforms such as Tableau and Power BI. I further expanded my analytical skills through my enrollment in an introductory data science course through my curriculum, where I used R and Jupyter Notebooks to read, transform and clean a dataset of over 1, 500 records for the Pacific Laboratory for Artificial Intelligence. Here, I visualized the data and supported the development of a K-NN regression model to uncover trends from the data. Outside of the classroom, I have also worked in small Agile-style teams using Git and GitHub for version control during hackathons, successfully engineering the backend logic using MongoDB for numerous full-stack applications, and also swiftly learnt how to integrate the Groq A.I. API for immediate response rendering – the latter experience was my first foray into implementing A.I. technologies into my projects, and had sparked my personal interest in practical A.I. usage and backend-to-frontend coordination. Academically, I also developed DailySips, a Java-based beverage tracker. Here, I built my applications’ user interface entirely through Java Swing, learnt how to implement JSON-based data persistence, writing rigorous JUnit tests to validate my application’s behaviour and improve code robustness. This not only sharpened my technical and analytical skills, but highlighted the importance of detail-oriented thinking, and structured problem-solving — all essential in test planning, execution, and reporting. All of these experiences not only highlights my technical growth, but also showcases my passions for applying software and data tools to real-world problems.</w:t>
       </w:r>
     </w:p>
     <w:p>
@@ -1671,105 +893,31 @@
         </w:rPr>
         <w:t xml:space="preserve"> </w:t>
       </w:r>
-      <w:proofErr w:type="gramStart"/>
-      <w:r>
-        <w:rPr>
-          <w:rFonts w:ascii="Calibri Light" w:eastAsia="Cambria" w:hAnsi="Calibri Light" w:cs="Calibri Light"/>
-          <w:bCs/>
-          <w:sz w:val="18"/>
-          <w:szCs w:val="18"/>
-          <w:lang w:val="en-CA"/>
-        </w:rPr>
-        <w:t xml:space="preserve">{{ </w:t>
-      </w:r>
-      <w:proofErr w:type="spellStart"/>
-      <w:r>
-        <w:rPr>
-          <w:rFonts w:ascii="Calibri Light" w:eastAsia="Cambria" w:hAnsi="Calibri Light" w:cs="Calibri Light"/>
-          <w:bCs/>
-          <w:sz w:val="18"/>
-          <w:szCs w:val="18"/>
-          <w:lang w:val="en-CA"/>
-        </w:rPr>
-        <w:t>company</w:t>
-      </w:r>
-      <w:proofErr w:type="gramEnd"/>
-      <w:r>
-        <w:rPr>
-          <w:rFonts w:ascii="Calibri Light" w:eastAsia="Cambria" w:hAnsi="Calibri Light" w:cs="Calibri Light"/>
-          <w:bCs/>
-          <w:sz w:val="18"/>
-          <w:szCs w:val="18"/>
-          <w:lang w:val="en-CA"/>
-        </w:rPr>
-        <w:t>_</w:t>
-      </w:r>
-      <w:proofErr w:type="gramStart"/>
-      <w:r>
-        <w:rPr>
-          <w:rFonts w:ascii="Calibri Light" w:eastAsia="Cambria" w:hAnsi="Calibri Light" w:cs="Calibri Light"/>
-          <w:bCs/>
-          <w:sz w:val="18"/>
-          <w:szCs w:val="18"/>
-          <w:lang w:val="en-CA"/>
-        </w:rPr>
-        <w:t>name</w:t>
-      </w:r>
-      <w:proofErr w:type="spellEnd"/>
-      <w:r>
-        <w:rPr>
-          <w:rFonts w:ascii="Calibri Light" w:eastAsia="Cambria" w:hAnsi="Calibri Light" w:cs="Calibri Light"/>
-          <w:bCs/>
-          <w:sz w:val="18"/>
-          <w:szCs w:val="18"/>
-          <w:lang w:val="en-CA"/>
-        </w:rPr>
-        <w:t xml:space="preserve"> }</w:t>
-      </w:r>
-      <w:proofErr w:type="gramEnd"/>
-      <w:r>
-        <w:rPr>
-          <w:rFonts w:ascii="Calibri Light" w:eastAsia="Cambria" w:hAnsi="Calibri Light" w:cs="Calibri Light"/>
-          <w:bCs/>
-          <w:sz w:val="18"/>
-          <w:szCs w:val="18"/>
-          <w:lang w:val="en-CA"/>
-        </w:rPr>
-        <w:t>}</w:t>
-      </w:r>
-      <w:r>
-        <w:rPr>
-          <w:rFonts w:ascii="Calibri Light" w:hAnsi="Calibri Light" w:cs="Calibri Light"/>
-          <w:sz w:val="18"/>
-          <w:szCs w:val="18"/>
-        </w:rPr>
-        <w:t xml:space="preserve"> to support your mission and </w:t>
-      </w:r>
-      <w:proofErr w:type="gramStart"/>
-      <w:r>
-        <w:rPr>
-          <w:rFonts w:ascii="Calibri Light" w:hAnsi="Calibri Light" w:cs="Calibri Light"/>
-          <w:sz w:val="18"/>
-          <w:szCs w:val="18"/>
-        </w:rPr>
-        <w:t xml:space="preserve">initiatives, </w:t>
-      </w:r>
-      <w:r>
-        <w:rPr>
-          <w:rFonts w:ascii="Calibri Light" w:hAnsi="Calibri Light" w:cs="Calibri Light"/>
-          <w:sz w:val="18"/>
-          <w:szCs w:val="18"/>
-        </w:rPr>
-        <w:t>and</w:t>
-      </w:r>
-      <w:proofErr w:type="gramEnd"/>
-      <w:r>
-        <w:rPr>
-          <w:rFonts w:ascii="Calibri Light" w:hAnsi="Calibri Light" w:cs="Calibri Light"/>
-          <w:sz w:val="18"/>
-          <w:szCs w:val="18"/>
-        </w:rPr>
-        <w:t xml:space="preserve"> am motivated to help create</w:t>
+      <w:r>
+        <w:rPr>
+          <w:rFonts w:ascii="Calibri Light" w:eastAsia="Cambria" w:hAnsi="Calibri Light" w:cs="Calibri Light"/>
+          <w:bCs/>
+          <w:sz w:val="18"/>
+          <w:szCs w:val="18"/>
+          <w:lang w:val="en-CA"/>
+        </w:rPr>
+        <w:t>{{ company_name }}</w:t>
+      </w:r>
+      <w:r>
+        <w:rPr>
+          <w:rFonts w:ascii="Calibri Light" w:hAnsi="Calibri Light" w:cs="Calibri Light"/>
+          <w:sz w:val="18"/>
+          <w:szCs w:val="18"/>
+        </w:rPr>
+        <w:t xml:space="preserve"> to support your mission and initiatives, </w:t>
+      </w:r>
+      <w:r>
+        <w:rPr>
+          <w:rFonts w:ascii="Calibri Light" w:hAnsi="Calibri Light" w:cs="Calibri Light"/>
+          <w:sz w:val="18"/>
+          <w:szCs w:val="18"/>
+        </w:rPr>
+        <w:t>and am motivated to help create</w:t>
       </w:r>
       <w:r>
         <w:rPr>

--- a/DataAnalyst_CoverLetterTemplate.docx
+++ b/DataAnalyst_CoverLetterTemplate.docx
@@ -364,17 +364,17 @@
           <w:szCs w:val="18"/>
           <w:lang w:val="en-CA"/>
         </w:rPr>
-        <w:t xml:space="preserve">, especially </w:t>
-      </w:r>
-      <w:r>
-        <w:rPr>
-          <w:rFonts w:ascii="Calibri Light" w:eastAsia="Cambria" w:hAnsi="Calibri Light" w:cs="Calibri Light"/>
-          <w:bCs/>
-          <w:sz w:val="18"/>
-          <w:szCs w:val="18"/>
-          <w:lang w:val="en-CA"/>
-        </w:rPr>
-        <w:t>through the proper processing and handling of</w:t>
+        <w:t xml:space="preserve"> through</w:t>
+      </w:r>
+      <w:r>
+        <w:rPr>
+          <w:rFonts w:ascii="Calibri Light" w:eastAsia="Cambria" w:hAnsi="Calibri Light" w:cs="Calibri Light"/>
+          <w:bCs/>
+          <w:sz w:val="18"/>
+          <w:szCs w:val="18"/>
+          <w:lang w:val="en-CA"/>
+        </w:rPr>
+        <w:t xml:space="preserve"> insights generated from</w:t>
       </w:r>
       <w:r>
         <w:rPr>
@@ -623,15 +623,39 @@
           <w:szCs w:val="18"/>
           <w:lang w:val="en-CA"/>
         </w:rPr>
-        <w:t xml:space="preserve">Admittedly, my technological skillset and familiarity with advanced data-related libraries is still growing – however, I bring a strong foundation in both data science and front-end development and am actively bridging my knowledge gaps through self-directed learning. </w:t>
-      </w:r>
-      <w:r>
-        <w:rPr>
-          <w:rFonts w:ascii="Calibri Light" w:hAnsi="Calibri Light" w:cs="Calibri Light"/>
-          <w:sz w:val="18"/>
-          <w:szCs w:val="18"/>
-        </w:rPr>
-        <w:t>For example, through the Google Data Analytics Certificate program, I learnt the foundations of exploratory data analysis, including fundamentals of manipulating data in Excel and SQL through BigQuery, and was introduced to visualization platforms such as Tableau and Power BI. I further expanded my analytical skills through my enrollment in an introductory data science course through my curriculum, where I used R and Jupyter Notebooks to read, transform and clean a dataset of over 1, 500 records for the Pacific Laboratory for Artificial Intelligence. Here, I visualized the data and supported the development of a K-NN regression model to uncover trends from the data. Outside of the classroom, I have also worked in small Agile-style teams using Git and GitHub for version control during hackathons, successfully engineering the backend logic using MongoDB for numerous full-stack applications, and also swiftly learnt how to integrate the Groq A.I. API for immediate response rendering – the latter experience was my first foray into implementing A.I. technologies into my projects, and had sparked my personal interest in practical A.I. usage and backend-to-frontend coordination. Academically, I also developed DailySips, a Java-based beverage tracker. Here, I built my applications’ user interface entirely through Java Swing, learnt how to implement JSON-based data persistence, writing rigorous JUnit tests to validate my application’s behaviour and improve code robustness. This not only sharpened my technical and analytical skills, but highlighted the importance of detail-oriented thinking, and structured problem-solving — all essential in test planning, execution, and reporting. All of these experiences not only highlights my technical growth, but also showcases my passions for applying software and data tools to real-world problems.</w:t>
+        <w:t xml:space="preserve">While my familiarity with advanced database tools is still growing, I bring a strong foundation in both data science and full-stack development, and am actively bridging my knowledge gaps through self-directed learning. </w:t>
+      </w:r>
+      <w:r>
+        <w:rPr>
+          <w:rFonts w:ascii="Calibri Light" w:hAnsi="Calibri Light" w:cs="Calibri Light"/>
+          <w:sz w:val="18"/>
+          <w:szCs w:val="18"/>
+        </w:rPr>
+        <w:t>For example, through the Google Data Analytics Certificate program, I learnt the foundations of exploratory data analysis, including fundamentals of manipulating data in Excel and SQL through BigQuery, and was introduced to visualization platforms such as Tableau and Power BI. I further expanded my analytical skills through my enrollment in an introductory data science course through my curriculum, where I used R and Jupyter Notebooks to read, transform and clean a dataset of over 1, 500 records for the Pacific Laboratory for Artificial Intelligence. Here, I visualized the data and supported the development of a K-NN regression predictive model to uncover trends from the data, reinforcing my understanding of predictive analytics and data storytelling. Outside of the classroom, I have also worked in small Agile-style teams</w:t>
+      </w:r>
+      <w:r>
+        <w:rPr>
+          <w:rFonts w:ascii="Calibri Light" w:hAnsi="Calibri Light" w:cs="Calibri Light"/>
+          <w:sz w:val="18"/>
+          <w:szCs w:val="18"/>
+        </w:rPr>
+        <w:t xml:space="preserve"> and built independent projects,</w:t>
+      </w:r>
+      <w:r>
+        <w:rPr>
+          <w:rFonts w:ascii="Calibri Light" w:hAnsi="Calibri Light" w:cs="Calibri Light"/>
+          <w:sz w:val="18"/>
+          <w:szCs w:val="18"/>
+        </w:rPr>
+        <w:t xml:space="preserve"> using Git and GitHub for version control</w:t>
+      </w:r>
+      <w:r>
+        <w:rPr>
+          <w:rFonts w:ascii="Calibri Light" w:hAnsi="Calibri Light" w:cs="Calibri Light"/>
+          <w:sz w:val="18"/>
+          <w:szCs w:val="18"/>
+        </w:rPr>
+        <w:t>. As an example, I am currently working on scaling SipLy from an academic Java-based CLI and Swing health tracking application into a full-stack React and Spring Boot web application. On the backend, I learnt how to design RESTful APIs, utilizing the embedded H2 Database Engine to persist user data. As another example, I also built AniMori, a desktop Japanese animation tracker, powered by ElectronJS and React for the frontend, and SQLite for the backend. I first designed and iterated the lightweight database schema, and proceeded to write reusable SQL queries to handle common CRUD operations. These projects and experiences have enhanced my capabilities in assessing real-world problems, coordinating technical workflows and how to iteratively build and improve upon existing designs for continuous improvement. It also helped sharpen my troubleshooting skills to become more structured, and how to think in a detail-oriented manner: all of which are key skills that are required in applying software and data tools towards day-to-day challenges.</w:t>
       </w:r>
     </w:p>
     <w:p>
@@ -658,191 +682,80 @@
           <w:sz w:val="18"/>
           <w:szCs w:val="18"/>
         </w:rPr>
-        <w:t xml:space="preserve">Prior to </w:t>
-      </w:r>
-      <w:r>
-        <w:rPr>
-          <w:rFonts w:ascii="Calibri Light" w:hAnsi="Calibri Light" w:cs="Calibri Light"/>
-          <w:sz w:val="18"/>
-          <w:szCs w:val="18"/>
-        </w:rPr>
-        <w:t>transitioning</w:t>
-      </w:r>
-      <w:r>
-        <w:rPr>
-          <w:rFonts w:ascii="Calibri Light" w:hAnsi="Calibri Light" w:cs="Calibri Light"/>
-          <w:sz w:val="18"/>
-          <w:szCs w:val="18"/>
-        </w:rPr>
-        <w:t xml:space="preserve"> into</w:t>
-      </w:r>
-      <w:r>
-        <w:rPr>
-          <w:rFonts w:ascii="Calibri Light" w:hAnsi="Calibri Light" w:cs="Calibri Light"/>
-          <w:sz w:val="18"/>
-          <w:szCs w:val="18"/>
-        </w:rPr>
-        <w:t xml:space="preserve"> the technology industry, I held a role </w:t>
-      </w:r>
-      <w:r>
-        <w:rPr>
-          <w:rFonts w:ascii="Calibri Light" w:hAnsi="Calibri Light" w:cs="Calibri Light"/>
-          <w:sz w:val="18"/>
-          <w:szCs w:val="18"/>
-        </w:rPr>
-        <w:t>as a clinical genetics technologist</w:t>
-      </w:r>
-      <w:r>
-        <w:rPr>
-          <w:rFonts w:ascii="Calibri Light" w:hAnsi="Calibri Light" w:cs="Calibri Light"/>
-          <w:sz w:val="18"/>
-          <w:szCs w:val="18"/>
-        </w:rPr>
-        <w:t xml:space="preserve"> </w:t>
-      </w:r>
-      <w:r>
-        <w:rPr>
-          <w:rFonts w:ascii="Calibri Light" w:hAnsi="Calibri Light" w:cs="Calibri Light"/>
-          <w:sz w:val="18"/>
-          <w:szCs w:val="18"/>
-        </w:rPr>
-        <w:t>with the Provincial Health Services Authority. In this high-stakes, detail-driven environment, I supported end-to-end diagnostics workflows. From patient specimen accessioning to interpreting results, I brought a passionate work ethic to every task involved,</w:t>
-      </w:r>
-      <w:r>
-        <w:rPr>
-          <w:rFonts w:ascii="Calibri Light" w:hAnsi="Calibri Light" w:cs="Calibri Light"/>
-          <w:sz w:val="18"/>
-          <w:szCs w:val="18"/>
-        </w:rPr>
-        <w:t xml:space="preserve"> collaborating closely with various interdisciplinary healthcare teams </w:t>
-      </w:r>
-      <w:r>
-        <w:rPr>
-          <w:rFonts w:ascii="Calibri Light" w:hAnsi="Calibri Light" w:cs="Calibri Light"/>
-          <w:sz w:val="18"/>
-          <w:szCs w:val="18"/>
-        </w:rPr>
-        <w:t>across the</w:t>
-      </w:r>
-      <w:r>
-        <w:rPr>
-          <w:rFonts w:ascii="Calibri Light" w:hAnsi="Calibri Light" w:cs="Calibri Light"/>
-          <w:sz w:val="18"/>
-          <w:szCs w:val="18"/>
-        </w:rPr>
-        <w:t xml:space="preserve"> hospital system to meet </w:t>
-      </w:r>
-      <w:r>
-        <w:rPr>
-          <w:rFonts w:ascii="Calibri Light" w:hAnsi="Calibri Light" w:cs="Calibri Light"/>
-          <w:sz w:val="18"/>
-          <w:szCs w:val="18"/>
-        </w:rPr>
-        <w:t>strict turnaround times and</w:t>
-      </w:r>
-      <w:r>
-        <w:rPr>
-          <w:rFonts w:ascii="Calibri Light" w:hAnsi="Calibri Light" w:cs="Calibri Light"/>
-          <w:sz w:val="18"/>
-          <w:szCs w:val="18"/>
-        </w:rPr>
-        <w:t xml:space="preserve"> deliver high-quality, compassionate patient care</w:t>
-      </w:r>
-      <w:r>
-        <w:rPr>
-          <w:rFonts w:ascii="Calibri Light" w:hAnsi="Calibri Light" w:cs="Calibri Light"/>
-          <w:sz w:val="18"/>
-          <w:szCs w:val="18"/>
-        </w:rPr>
-        <w:t>.</w:t>
-      </w:r>
-      <w:r>
-        <w:rPr>
-          <w:rFonts w:ascii="Calibri Light" w:hAnsi="Calibri Light" w:cs="Calibri Light"/>
-          <w:sz w:val="18"/>
-          <w:szCs w:val="18"/>
-        </w:rPr>
-        <w:t xml:space="preserve"> </w:t>
-      </w:r>
-      <w:r>
-        <w:rPr>
-          <w:rFonts w:ascii="Calibri Light" w:hAnsi="Calibri Light" w:cs="Calibri Light"/>
-          <w:sz w:val="18"/>
-          <w:szCs w:val="18"/>
-        </w:rPr>
-        <w:t xml:space="preserve">Just as importantly, I also </w:t>
-      </w:r>
-      <w:r>
-        <w:rPr>
-          <w:rFonts w:ascii="Calibri Light" w:hAnsi="Calibri Light" w:cs="Calibri Light"/>
-          <w:sz w:val="18"/>
-          <w:szCs w:val="18"/>
-        </w:rPr>
-        <w:t>took on mentorship responsibilities, training incoming junior technologists and practicum students, helping to foster a collaborative, harmonious learning environment</w:t>
-      </w:r>
-      <w:r>
-        <w:rPr>
-          <w:rFonts w:ascii="Calibri Light" w:hAnsi="Calibri Light" w:cs="Calibri Light"/>
-          <w:sz w:val="18"/>
-          <w:szCs w:val="18"/>
-        </w:rPr>
-        <w:t>: an experience that required clear communication of complex concepts, empathy and patience.</w:t>
-      </w:r>
-      <w:r>
-        <w:rPr>
-          <w:rFonts w:ascii="Calibri Light" w:hAnsi="Calibri Light" w:cs="Calibri Light"/>
-          <w:sz w:val="18"/>
-          <w:szCs w:val="18"/>
-        </w:rPr>
-        <w:t xml:space="preserve"> My role at PHSA highlights many stron</w:t>
-      </w:r>
-      <w:r>
-        <w:rPr>
-          <w:rFonts w:ascii="Calibri Light" w:hAnsi="Calibri Light" w:cs="Calibri Light"/>
-          <w:sz w:val="18"/>
-          <w:szCs w:val="18"/>
-        </w:rPr>
-        <w:t>g</w:t>
-      </w:r>
-      <w:r>
-        <w:rPr>
-          <w:rFonts w:ascii="Calibri Light" w:hAnsi="Calibri Light" w:cs="Calibri Light"/>
-          <w:sz w:val="18"/>
-          <w:szCs w:val="18"/>
-        </w:rPr>
-        <w:t xml:space="preserve"> soft skills, including the ability to learn quickly, and adaptability to various responsibilities. The knowledge I gained here has been vital to furthering my understanding of the complexities of</w:t>
-      </w:r>
-      <w:r>
-        <w:rPr>
-          <w:rFonts w:ascii="Calibri Light" w:hAnsi="Calibri Light" w:cs="Calibri Light"/>
-          <w:sz w:val="18"/>
-          <w:szCs w:val="18"/>
-        </w:rPr>
-        <w:t xml:space="preserve"> diagnostic workflows</w:t>
-      </w:r>
-      <w:r>
-        <w:rPr>
-          <w:rFonts w:ascii="Calibri Light" w:hAnsi="Calibri Light" w:cs="Calibri Light"/>
-          <w:sz w:val="18"/>
-          <w:szCs w:val="18"/>
-        </w:rPr>
-        <w:t>, while further enhancing the necessary skills required to become a more efficient, collaborative and communicative team player.</w:t>
-      </w:r>
-      <w:r>
-        <w:rPr>
-          <w:rFonts w:ascii="Calibri Light" w:hAnsi="Calibri Light" w:cs="Calibri Light"/>
-          <w:sz w:val="18"/>
-          <w:szCs w:val="18"/>
-        </w:rPr>
-        <w:t xml:space="preserve"> It also instilled in me a strong sense of responsibility, diligence and attention to detail: all of which are now carried over into my approaches in hackathon or academic-based projects.</w:t>
-      </w:r>
-      <w:r>
-        <w:rPr>
-          <w:rFonts w:ascii="Calibri Light" w:hAnsi="Calibri Light" w:cs="Calibri Light"/>
-          <w:sz w:val="18"/>
-          <w:szCs w:val="18"/>
-        </w:rPr>
-        <w:t xml:space="preserve"> </w:t>
+        <w:t xml:space="preserve">Currently, I am gaining practical experiences as an Information Technology Analyst Co-op Student with Shared Services Canada, where I am supporting enterprise-level IT workflows for the federal government. This role is not only enhancing my current technical skillset by exposing me to tools used within Agile teams, such as </w:t>
+      </w:r>
+      <w:r>
+        <w:rPr>
+          <w:rFonts w:ascii="Calibri Light" w:hAnsi="Calibri Light" w:cs="Calibri Light"/>
+          <w:sz w:val="18"/>
+          <w:szCs w:val="18"/>
+          <w:highlight w:val="yellow"/>
+        </w:rPr>
+        <w:t>[Include here when starting]</w:t>
+      </w:r>
+      <w:r>
+        <w:rPr>
+          <w:rFonts w:ascii="Calibri Light" w:hAnsi="Calibri Light" w:cs="Calibri Light"/>
+          <w:sz w:val="18"/>
+          <w:szCs w:val="18"/>
+        </w:rPr>
+        <w:t xml:space="preserve">, but is also helping me develop many transferrable skills that are necessary in working in a client-facing role, such as interpersonal communication, time management and task prioritization. </w:t>
+      </w:r>
+      <w:r>
+        <w:rPr>
+          <w:rFonts w:ascii="Calibri Light" w:hAnsi="Calibri Light" w:cs="Calibri Light"/>
+          <w:sz w:val="18"/>
+          <w:szCs w:val="18"/>
+        </w:rPr>
+        <w:t>Prior to pursuing software development, I worked for nearly three years as a clinical genetics technologist, where I gained valuable experience with the Genome Diagnostics team at the Provincial Health Services Authority. In this high-stakes, detail-driven environment, I supported end-to-end diagnostic workflows – from accessioning biohazardous patient specimens to interpreting results, I brought a passionate work ethic to every task involved. I routinely worked with our laboratory information systems for reporting results</w:t>
+      </w:r>
+      <w:r>
+        <w:rPr>
+          <w:rFonts w:ascii="Calibri Light" w:hAnsi="Calibri Light" w:cs="Calibri Light"/>
+          <w:sz w:val="18"/>
+          <w:szCs w:val="18"/>
+        </w:rPr>
+        <w:t>,</w:t>
+      </w:r>
+      <w:r>
+        <w:rPr>
+          <w:rFonts w:ascii="Calibri Light" w:hAnsi="Calibri Light" w:cs="Calibri Light"/>
+          <w:sz w:val="18"/>
+          <w:szCs w:val="18"/>
+        </w:rPr>
+        <w:t xml:space="preserve"> and collaborated in a cross-functional team consisting of researchers, clinicians and technologists to ensure test results were delivered under established turnaround times. This required meticulous attention to detail and a high commitment to quality and accuracy. Just as importantly, I also took on mentorship responsibilities, training incoming junior technologists and practicum students, helping to foster a collaborative, growth-oriented learning environment: an experience that required clear communication, empathy and patience. My role at PHSA highlights many necessary soft skills, including the ability to learn quickly, adaptability to various responsibilities, and the ability to effectively communicate complex concepts </w:t>
+      </w:r>
+      <w:r>
+        <w:rPr>
+          <w:rFonts w:ascii="Calibri Light" w:hAnsi="Calibri Light" w:cs="Calibri Light"/>
+          <w:sz w:val="18"/>
+          <w:szCs w:val="18"/>
+        </w:rPr>
+        <w:t>concisely</w:t>
+      </w:r>
+      <w:r>
+        <w:rPr>
+          <w:rFonts w:ascii="Calibri Light" w:hAnsi="Calibri Light" w:cs="Calibri Light"/>
+          <w:sz w:val="18"/>
+          <w:szCs w:val="18"/>
+        </w:rPr>
+        <w:t xml:space="preserve">. This role instilled in me a strong sense of responsibility, which are all traits that now carry over into how I approach </w:t>
+      </w:r>
+      <w:r>
+        <w:rPr>
+          <w:rFonts w:ascii="Calibri Light" w:hAnsi="Calibri Light" w:cs="Calibri Light"/>
+          <w:sz w:val="18"/>
+          <w:szCs w:val="18"/>
+        </w:rPr>
+        <w:t>analytics</w:t>
+      </w:r>
+      <w:r>
+        <w:rPr>
+          <w:rFonts w:ascii="Calibri Light" w:hAnsi="Calibri Light" w:cs="Calibri Light"/>
+          <w:sz w:val="18"/>
+          <w:szCs w:val="18"/>
+        </w:rPr>
+        <w:t>, testing and team-based projects.</w:t>
       </w:r>
     </w:p>
     <w:p>
@@ -1092,15 +1005,6 @@
           <w:szCs w:val="18"/>
         </w:rPr>
         <w:t>Best regards,</w:t>
-      </w:r>
-      <w:r>
-        <w:rPr>
-          <w:rFonts w:ascii="Calibri Light" w:hAnsi="Calibri Light" w:cs="Calibri Light"/>
-          <w:color w:val="111111"/>
-          <w:sz w:val="18"/>
-          <w:szCs w:val="18"/>
-        </w:rPr>
-        <w:br/>
       </w:r>
     </w:p>
     <w:p>

--- a/DataAnalyst_CoverLetterTemplate.docx
+++ b/DataAnalyst_CoverLetterTemplate.docx
@@ -631,7 +631,79 @@
           <w:sz w:val="18"/>
           <w:szCs w:val="18"/>
         </w:rPr>
-        <w:t>For example, through the Google Data Analytics Certificate program, I learnt the foundations of exploratory data analysis, including fundamentals of manipulating data in Excel and SQL through BigQuery, and was introduced to visualization platforms such as Tableau and Power BI. I further expanded my analytical skills through my enrollment in an introductory data science course through my curriculum, where I used R and Jupyter Notebooks to read, transform and clean a dataset of over 1, 500 records for the Pacific Laboratory for Artificial Intelligence. Here, I visualized the data and supported the development of a K-NN regression predictive model to uncover trends from the data, reinforcing my understanding of predictive analytics and data storytelling. Outside of the classroom, I have also worked in small Agile-style teams</w:t>
+        <w:t>T</w:t>
+      </w:r>
+      <w:r>
+        <w:rPr>
+          <w:rFonts w:ascii="Calibri Light" w:hAnsi="Calibri Light" w:cs="Calibri Light"/>
+          <w:sz w:val="18"/>
+          <w:szCs w:val="18"/>
+        </w:rPr>
+        <w:t>hrough the Google Data Analytics Certificate program, I learnt the foundations of exploratory data analysis, including fundamentals of manipulating data in Excel</w:t>
+      </w:r>
+      <w:r>
+        <w:rPr>
+          <w:rFonts w:ascii="Calibri Light" w:hAnsi="Calibri Light" w:cs="Calibri Light"/>
+          <w:sz w:val="18"/>
+          <w:szCs w:val="18"/>
+        </w:rPr>
+        <w:t xml:space="preserve">, </w:t>
+      </w:r>
+      <w:r>
+        <w:rPr>
+          <w:rFonts w:ascii="Calibri Light" w:hAnsi="Calibri Light" w:cs="Calibri Light"/>
+          <w:sz w:val="18"/>
+          <w:szCs w:val="18"/>
+        </w:rPr>
+        <w:t>SQL</w:t>
+      </w:r>
+      <w:r>
+        <w:rPr>
+          <w:rFonts w:ascii="Calibri Light" w:hAnsi="Calibri Light" w:cs="Calibri Light"/>
+          <w:sz w:val="18"/>
+          <w:szCs w:val="18"/>
+        </w:rPr>
+        <w:t xml:space="preserve"> and</w:t>
+      </w:r>
+      <w:r>
+        <w:rPr>
+          <w:rFonts w:ascii="Calibri Light" w:hAnsi="Calibri Light" w:cs="Calibri Light"/>
+          <w:sz w:val="18"/>
+          <w:szCs w:val="18"/>
+        </w:rPr>
+        <w:t xml:space="preserve"> BigQuery, and was introduced to visualization platforms such as Tableau and Power BI. I expanded my analytical skills through my enrollment in </w:t>
+      </w:r>
+      <w:r>
+        <w:rPr>
+          <w:rFonts w:ascii="Calibri Light" w:hAnsi="Calibri Light" w:cs="Calibri Light"/>
+          <w:sz w:val="18"/>
+          <w:szCs w:val="18"/>
+        </w:rPr>
+        <w:t>a</w:t>
+      </w:r>
+      <w:r>
+        <w:rPr>
+          <w:rFonts w:ascii="Calibri Light" w:hAnsi="Calibri Light" w:cs="Calibri Light"/>
+          <w:sz w:val="18"/>
+          <w:szCs w:val="18"/>
+        </w:rPr>
+        <w:t xml:space="preserve"> data science course, where I used R and Jupyter Notebooks to read, transform and clean a dataset of over 1, 500 records for the Pacific Laboratory for Artificial Intelligence. Here, I visualized the data and supported the development of a K-NN regression predictive model to uncover </w:t>
+      </w:r>
+      <w:r>
+        <w:rPr>
+          <w:rFonts w:ascii="Calibri Light" w:hAnsi="Calibri Light" w:cs="Calibri Light"/>
+          <w:sz w:val="18"/>
+          <w:szCs w:val="18"/>
+        </w:rPr>
+        <w:t>data trends</w:t>
+      </w:r>
+      <w:r>
+        <w:rPr>
+          <w:rFonts w:ascii="Calibri Light" w:hAnsi="Calibri Light" w:cs="Calibri Light"/>
+          <w:sz w:val="18"/>
+          <w:szCs w:val="18"/>
+        </w:rPr>
+        <w:t>, reinforcing my understanding of predictive analytics and data storytelling. Outside of the classroom, I have also worked in small Agile-style teams</w:t>
       </w:r>
       <w:r>
         <w:rPr>
@@ -655,7 +727,55 @@
           <w:sz w:val="18"/>
           <w:szCs w:val="18"/>
         </w:rPr>
-        <w:t>. As an example, I am currently working on scaling SipLy from an academic Java-based CLI and Swing health tracking application into a full-stack React and Spring Boot web application. On the backend, I learnt how to design RESTful APIs, utilizing the embedded H2 Database Engine to persist user data. As another example, I also built AniMori, a desktop Japanese animation tracker, powered by ElectronJS and React for the frontend, and SQLite for the backend. I first designed and iterated the lightweight database schema, and proceeded to write reusable SQL queries to handle common CRUD operations. These projects and experiences have enhanced my capabilities in assessing real-world problems, coordinating technical workflows and how to iteratively build and improve upon existing designs for continuous improvement. It also helped sharpen my troubleshooting skills to become more structured, and how to think in a detail-oriented manner: all of which are key skills that are required in applying software and data tools towards day-to-day challenges.</w:t>
+        <w:t>. As an example, I am currently working on scaling SipLy from an academic Java-based CLI and Swing health tracking application into a full-stack React and Spring Boot web application. On the backend, I learnt how to design RESTful APIs, utilizing the embedded H2 Database Engine to persist user data. As another example, I also built AniMori, a desktop Japanese animation tracker, powered by Electron</w:t>
+      </w:r>
+      <w:r>
+        <w:rPr>
+          <w:rFonts w:ascii="Calibri Light" w:hAnsi="Calibri Light" w:cs="Calibri Light"/>
+          <w:sz w:val="18"/>
+          <w:szCs w:val="18"/>
+        </w:rPr>
+        <w:t>.js</w:t>
+      </w:r>
+      <w:r>
+        <w:rPr>
+          <w:rFonts w:ascii="Calibri Light" w:hAnsi="Calibri Light" w:cs="Calibri Light"/>
+          <w:sz w:val="18"/>
+          <w:szCs w:val="18"/>
+        </w:rPr>
+        <w:t xml:space="preserve"> and React for the frontend, and SQLite for the backend. I first designed and iterated the lightweight database schema, and proceeded to write reusable SQL queries to handle common CRUD operations. These experiences have enhanced my capabilities in assessing real-world problems, coordinating technical workflows and how to iteratively improve existing designs for continuous improvement. It also helped sharpen my troubleshooting skills, </w:t>
+      </w:r>
+      <w:r>
+        <w:rPr>
+          <w:rFonts w:ascii="Calibri Light" w:hAnsi="Calibri Light" w:cs="Calibri Light"/>
+          <w:sz w:val="18"/>
+          <w:szCs w:val="18"/>
+        </w:rPr>
+        <w:t>as well as</w:t>
+      </w:r>
+      <w:r>
+        <w:rPr>
+          <w:rFonts w:ascii="Calibri Light" w:hAnsi="Calibri Light" w:cs="Calibri Light"/>
+          <w:sz w:val="18"/>
+          <w:szCs w:val="18"/>
+        </w:rPr>
+        <w:t xml:space="preserve"> how to </w:t>
+      </w:r>
+      <w:r>
+        <w:rPr>
+          <w:rFonts w:ascii="Calibri Light" w:hAnsi="Calibri Light" w:cs="Calibri Light"/>
+          <w:sz w:val="18"/>
+          <w:szCs w:val="18"/>
+        </w:rPr>
+        <w:t>approach problems</w:t>
+      </w:r>
+      <w:r>
+        <w:rPr>
+          <w:rFonts w:ascii="Calibri Light" w:hAnsi="Calibri Light" w:cs="Calibri Light"/>
+          <w:sz w:val="18"/>
+          <w:szCs w:val="18"/>
+        </w:rPr>
+        <w:t xml:space="preserve"> in a detail-oriented manner: all of which are key skills that are required in applying data tools towards day-to-day challenges.</w:t>
       </w:r>
     </w:p>
     <w:p>
@@ -682,24 +802,255 @@
           <w:sz w:val="18"/>
           <w:szCs w:val="18"/>
         </w:rPr>
-        <w:t xml:space="preserve">Currently, I am gaining practical experiences as an Information Technology Analyst Co-op Student with Shared Services Canada, where I am supporting enterprise-level IT workflows for the federal government. This role is not only enhancing my current technical skillset by exposing me to tools used within Agile teams, such as </w:t>
-      </w:r>
-      <w:r>
-        <w:rPr>
-          <w:rFonts w:ascii="Calibri Light" w:hAnsi="Calibri Light" w:cs="Calibri Light"/>
-          <w:sz w:val="18"/>
-          <w:szCs w:val="18"/>
-          <w:highlight w:val="yellow"/>
-        </w:rPr>
-        <w:t>[Include here when starting]</w:t>
-      </w:r>
-      <w:r>
-        <w:rPr>
-          <w:rFonts w:ascii="Calibri Light" w:hAnsi="Calibri Light" w:cs="Calibri Light"/>
-          <w:sz w:val="18"/>
-          <w:szCs w:val="18"/>
-        </w:rPr>
-        <w:t xml:space="preserve">, but is also helping me develop many transferrable skills that are necessary in working in a client-facing role, such as interpersonal communication, time management and task prioritization. </w:t>
+        <w:t xml:space="preserve">Currently, I am gaining practical experience as an Information Technology Analyst Co-op Student with Shared Services Canada, where I am supporting enterprise-level IT workflows for the federal government. This role is not only enhancing my current technical skillset by exposing me to tools used within Agile teams, such as </w:t>
+      </w:r>
+      <w:r>
+        <w:rPr>
+          <w:rFonts w:ascii="Calibri Light" w:hAnsi="Calibri Light" w:cs="Calibri Light"/>
+          <w:sz w:val="18"/>
+          <w:szCs w:val="18"/>
+        </w:rPr>
+        <w:t>Service Manager 9, Confluence and Linux-based operating systems</w:t>
+      </w:r>
+      <w:r>
+        <w:rPr>
+          <w:rFonts w:ascii="Calibri Light" w:hAnsi="Calibri Light" w:cs="Calibri Light"/>
+          <w:sz w:val="18"/>
+          <w:szCs w:val="18"/>
+        </w:rPr>
+        <w:t>;</w:t>
+      </w:r>
+      <w:r>
+        <w:rPr>
+          <w:rFonts w:ascii="Calibri Light" w:hAnsi="Calibri Light" w:cs="Calibri Light"/>
+          <w:sz w:val="18"/>
+          <w:szCs w:val="18"/>
+        </w:rPr>
+        <w:t xml:space="preserve"> </w:t>
+      </w:r>
+      <w:r>
+        <w:rPr>
+          <w:rFonts w:ascii="Calibri Light" w:hAnsi="Calibri Light" w:cs="Calibri Light"/>
+          <w:sz w:val="18"/>
+          <w:szCs w:val="18"/>
+        </w:rPr>
+        <w:t xml:space="preserve">it </w:t>
+      </w:r>
+      <w:r>
+        <w:rPr>
+          <w:rFonts w:ascii="Calibri Light" w:hAnsi="Calibri Light" w:cs="Calibri Light"/>
+          <w:sz w:val="18"/>
+          <w:szCs w:val="18"/>
+        </w:rPr>
+        <w:t>is also helping me develop many transferrable skills that are necessary in working in a client-facing role, such as interpersonal communication</w:t>
+      </w:r>
+      <w:r>
+        <w:rPr>
+          <w:rFonts w:ascii="Calibri Light" w:hAnsi="Calibri Light" w:cs="Calibri Light"/>
+          <w:sz w:val="18"/>
+          <w:szCs w:val="18"/>
+        </w:rPr>
+        <w:t xml:space="preserve"> and</w:t>
+      </w:r>
+      <w:r>
+        <w:rPr>
+          <w:rFonts w:ascii="Calibri Light" w:hAnsi="Calibri Light" w:cs="Calibri Light"/>
+          <w:sz w:val="18"/>
+          <w:szCs w:val="18"/>
+        </w:rPr>
+        <w:t xml:space="preserve"> task </w:t>
+      </w:r>
+      <w:r>
+        <w:rPr>
+          <w:rFonts w:ascii="Calibri Light" w:hAnsi="Calibri Light" w:cs="Calibri Light"/>
+          <w:sz w:val="18"/>
+          <w:szCs w:val="18"/>
+        </w:rPr>
+        <w:t>prioritization. Additionally, I am also</w:t>
+      </w:r>
+      <w:r>
+        <w:rPr>
+          <w:rFonts w:ascii="Calibri Light" w:hAnsi="Calibri Light" w:cs="Calibri Light"/>
+          <w:sz w:val="18"/>
+          <w:szCs w:val="18"/>
+        </w:rPr>
+        <w:t xml:space="preserve"> taking initiative</w:t>
+      </w:r>
+      <w:r>
+        <w:rPr>
+          <w:rFonts w:ascii="Calibri Light" w:hAnsi="Calibri Light" w:cs="Calibri Light"/>
+          <w:sz w:val="18"/>
+          <w:szCs w:val="18"/>
+        </w:rPr>
+        <w:t xml:space="preserve"> to </w:t>
+      </w:r>
+      <w:r>
+        <w:rPr>
+          <w:rFonts w:ascii="Calibri Light" w:hAnsi="Calibri Light" w:cs="Calibri Light"/>
+          <w:sz w:val="18"/>
+          <w:szCs w:val="18"/>
+        </w:rPr>
+        <w:t xml:space="preserve">identify </w:t>
+      </w:r>
+      <w:r>
+        <w:rPr>
+          <w:rFonts w:ascii="Calibri Light" w:hAnsi="Calibri Light" w:cs="Calibri Light"/>
+          <w:sz w:val="18"/>
+          <w:szCs w:val="18"/>
+        </w:rPr>
+        <w:t>areas in my workflow</w:t>
+      </w:r>
+      <w:r>
+        <w:rPr>
+          <w:rFonts w:ascii="Calibri Light" w:hAnsi="Calibri Light" w:cs="Calibri Light"/>
+          <w:sz w:val="18"/>
+          <w:szCs w:val="18"/>
+        </w:rPr>
+        <w:t xml:space="preserve"> </w:t>
+      </w:r>
+      <w:r>
+        <w:rPr>
+          <w:rFonts w:ascii="Calibri Light" w:hAnsi="Calibri Light" w:cs="Calibri Light"/>
+          <w:sz w:val="18"/>
+          <w:szCs w:val="18"/>
+        </w:rPr>
+        <w:t xml:space="preserve">to </w:t>
+      </w:r>
+      <w:r>
+        <w:rPr>
+          <w:rFonts w:ascii="Calibri Light" w:hAnsi="Calibri Light" w:cs="Calibri Light"/>
+          <w:sz w:val="18"/>
+          <w:szCs w:val="18"/>
+        </w:rPr>
+        <w:t>improve efficiency</w:t>
+      </w:r>
+      <w:r>
+        <w:rPr>
+          <w:rFonts w:ascii="Calibri Light" w:hAnsi="Calibri Light" w:cs="Calibri Light"/>
+          <w:sz w:val="18"/>
+          <w:szCs w:val="18"/>
+        </w:rPr>
+        <w:t>.</w:t>
+      </w:r>
+      <w:r>
+        <w:rPr>
+          <w:rFonts w:ascii="Calibri Light" w:hAnsi="Calibri Light" w:cs="Calibri Light"/>
+          <w:sz w:val="18"/>
+          <w:szCs w:val="18"/>
+        </w:rPr>
+        <w:t xml:space="preserve"> </w:t>
+      </w:r>
+      <w:r>
+        <w:rPr>
+          <w:rFonts w:ascii="Calibri Light" w:hAnsi="Calibri Light" w:cs="Calibri Light"/>
+          <w:sz w:val="18"/>
+          <w:szCs w:val="18"/>
+        </w:rPr>
+        <w:t xml:space="preserve">For example, I </w:t>
+      </w:r>
+      <w:r>
+        <w:rPr>
+          <w:rFonts w:ascii="Calibri Light" w:hAnsi="Calibri Light" w:cs="Calibri Light"/>
+          <w:sz w:val="18"/>
+          <w:szCs w:val="18"/>
+        </w:rPr>
+        <w:t xml:space="preserve">am </w:t>
+      </w:r>
+      <w:r>
+        <w:rPr>
+          <w:rFonts w:ascii="Calibri Light" w:hAnsi="Calibri Light" w:cs="Calibri Light"/>
+          <w:sz w:val="18"/>
+          <w:szCs w:val="18"/>
+        </w:rPr>
+        <w:t>currently building</w:t>
+      </w:r>
+      <w:r>
+        <w:rPr>
+          <w:rFonts w:ascii="Calibri Light" w:hAnsi="Calibri Light" w:cs="Calibri Light"/>
+          <w:sz w:val="18"/>
+          <w:szCs w:val="18"/>
+        </w:rPr>
+        <w:t xml:space="preserve"> lightweight </w:t>
+      </w:r>
+      <w:r>
+        <w:rPr>
+          <w:rFonts w:ascii="Calibri Light" w:hAnsi="Calibri Light" w:cs="Calibri Light"/>
+          <w:sz w:val="18"/>
+          <w:szCs w:val="18"/>
+        </w:rPr>
+        <w:t>tools and scripts</w:t>
+      </w:r>
+      <w:r>
+        <w:rPr>
+          <w:rFonts w:ascii="Calibri Light" w:hAnsi="Calibri Light" w:cs="Calibri Light"/>
+          <w:sz w:val="18"/>
+          <w:szCs w:val="18"/>
+        </w:rPr>
+        <w:t xml:space="preserve"> </w:t>
+      </w:r>
+      <w:r>
+        <w:rPr>
+          <w:rFonts w:ascii="Calibri Light" w:hAnsi="Calibri Light" w:cs="Calibri Light"/>
+          <w:sz w:val="18"/>
+          <w:szCs w:val="18"/>
+        </w:rPr>
+        <w:t>with</w:t>
+      </w:r>
+      <w:r>
+        <w:rPr>
+          <w:rFonts w:ascii="Calibri Light" w:hAnsi="Calibri Light" w:cs="Calibri Light"/>
+          <w:sz w:val="18"/>
+          <w:szCs w:val="18"/>
+        </w:rPr>
+        <w:t xml:space="preserve"> JavaScript, </w:t>
+      </w:r>
+      <w:r>
+        <w:rPr>
+          <w:rFonts w:ascii="Calibri Light" w:hAnsi="Calibri Light" w:cs="Calibri Light"/>
+          <w:sz w:val="18"/>
+          <w:szCs w:val="18"/>
+        </w:rPr>
+        <w:t>PowerShell and Python t</w:t>
+      </w:r>
+      <w:r>
+        <w:rPr>
+          <w:rFonts w:ascii="Calibri Light" w:hAnsi="Calibri Light" w:cs="Calibri Light"/>
+          <w:sz w:val="18"/>
+          <w:szCs w:val="18"/>
+        </w:rPr>
+        <w:t>o</w:t>
+      </w:r>
+      <w:r>
+        <w:rPr>
+          <w:rFonts w:ascii="Calibri Light" w:hAnsi="Calibri Light" w:cs="Calibri Light"/>
+          <w:sz w:val="18"/>
+          <w:szCs w:val="18"/>
+        </w:rPr>
+        <w:t xml:space="preserve"> streamline recurring processes</w:t>
+      </w:r>
+      <w:r>
+        <w:rPr>
+          <w:rFonts w:ascii="Calibri Light" w:hAnsi="Calibri Light" w:cs="Calibri Light"/>
+          <w:sz w:val="18"/>
+          <w:szCs w:val="18"/>
+        </w:rPr>
+        <w:t>, building upon my interests in workflow optimization</w:t>
+      </w:r>
+      <w:r>
+        <w:rPr>
+          <w:rFonts w:ascii="Calibri Light" w:hAnsi="Calibri Light" w:cs="Calibri Light"/>
+          <w:sz w:val="18"/>
+          <w:szCs w:val="18"/>
+        </w:rPr>
+        <w:t>.</w:t>
+      </w:r>
+      <w:r>
+        <w:rPr>
+          <w:rFonts w:ascii="Calibri Light" w:hAnsi="Calibri Light" w:cs="Calibri Light"/>
+          <w:sz w:val="18"/>
+          <w:szCs w:val="18"/>
+        </w:rPr>
+        <w:t xml:space="preserve"> </w:t>
       </w:r>
       <w:r>
         <w:rPr>
@@ -940,26 +1291,15 @@
         </w:rPr>
         <w:t>driven work ethic to your team.</w:t>
       </w:r>
-    </w:p>
-    <w:p>
-      <w:pPr>
-        <w:pBdr>
-          <w:top w:val="nil"/>
-          <w:left w:val="nil"/>
-          <w:bottom w:val="nil"/>
-          <w:right w:val="nil"/>
-          <w:between w:val="nil"/>
-        </w:pBdr>
-        <w:spacing w:before="175" w:line="276" w:lineRule="auto"/>
-        <w:ind w:right="113"/>
-        <w:jc w:val="both"/>
+      <w:r>
         <w:rPr>
           <w:rFonts w:ascii="Calibri Light" w:hAnsi="Calibri Light" w:cs="Calibri Light"/>
           <w:color w:val="111111"/>
           <w:sz w:val="18"/>
           <w:szCs w:val="18"/>
         </w:rPr>
-      </w:pPr>
+        <w:t xml:space="preserve"> </w:t>
+      </w:r>
       <w:r>
         <w:rPr>
           <w:rFonts w:ascii="Calibri Light" w:hAnsi="Calibri Light" w:cs="Calibri Light"/>

--- a/DataAnalyst_CoverLetterTemplate.docx
+++ b/DataAnalyst_CoverLetterTemplate.docx
@@ -21,35 +21,81 @@
           <w:lang w:val="en-CA"/>
         </w:rPr>
       </w:pPr>
-      <w:r>
-        <w:rPr>
-          <w:rFonts w:ascii="Calibri Light" w:eastAsia="Cambria" w:hAnsi="Calibri Light" w:cs="Calibri Light"/>
-          <w:bCs/>
-          <w:sz w:val="18"/>
-          <w:szCs w:val="18"/>
-          <w:lang w:val="en-CA"/>
-        </w:rPr>
-        <w:t>{{ t</w:t>
-      </w:r>
-      <w:r>
-        <w:rPr>
-          <w:rFonts w:ascii="Calibri Light" w:eastAsia="Cambria" w:hAnsi="Calibri Light" w:cs="Calibri Light"/>
-          <w:bCs/>
-          <w:sz w:val="18"/>
-          <w:szCs w:val="18"/>
-          <w:lang w:val="en-CA"/>
-        </w:rPr>
-        <w:t>odays_date</w:t>
-      </w:r>
-      <w:r>
-        <w:rPr>
-          <w:rFonts w:ascii="Calibri Light" w:eastAsia="Cambria" w:hAnsi="Calibri Light" w:cs="Calibri Light"/>
-          <w:bCs/>
-          <w:sz w:val="18"/>
-          <w:szCs w:val="18"/>
-          <w:lang w:val="en-CA"/>
-        </w:rPr>
-        <w:t xml:space="preserve"> }} </w:t>
+      <w:proofErr w:type="gramStart"/>
+      <w:r>
+        <w:rPr>
+          <w:rFonts w:ascii="Calibri Light" w:eastAsia="Cambria" w:hAnsi="Calibri Light" w:cs="Calibri Light"/>
+          <w:bCs/>
+          <w:sz w:val="18"/>
+          <w:szCs w:val="18"/>
+          <w:lang w:val="en-CA"/>
+        </w:rPr>
+        <w:t xml:space="preserve">{{ </w:t>
+      </w:r>
+      <w:proofErr w:type="spellStart"/>
+      <w:r>
+        <w:rPr>
+          <w:rFonts w:ascii="Calibri Light" w:eastAsia="Cambria" w:hAnsi="Calibri Light" w:cs="Calibri Light"/>
+          <w:bCs/>
+          <w:sz w:val="18"/>
+          <w:szCs w:val="18"/>
+          <w:lang w:val="en-CA"/>
+        </w:rPr>
+        <w:t>t</w:t>
+      </w:r>
+      <w:r>
+        <w:rPr>
+          <w:rFonts w:ascii="Calibri Light" w:eastAsia="Cambria" w:hAnsi="Calibri Light" w:cs="Calibri Light"/>
+          <w:bCs/>
+          <w:sz w:val="18"/>
+          <w:szCs w:val="18"/>
+          <w:lang w:val="en-CA"/>
+        </w:rPr>
+        <w:t>odays</w:t>
+      </w:r>
+      <w:proofErr w:type="gramEnd"/>
+      <w:r>
+        <w:rPr>
+          <w:rFonts w:ascii="Calibri Light" w:eastAsia="Cambria" w:hAnsi="Calibri Light" w:cs="Calibri Light"/>
+          <w:bCs/>
+          <w:sz w:val="18"/>
+          <w:szCs w:val="18"/>
+          <w:lang w:val="en-CA"/>
+        </w:rPr>
+        <w:t>_</w:t>
+      </w:r>
+      <w:proofErr w:type="gramStart"/>
+      <w:r>
+        <w:rPr>
+          <w:rFonts w:ascii="Calibri Light" w:eastAsia="Cambria" w:hAnsi="Calibri Light" w:cs="Calibri Light"/>
+          <w:bCs/>
+          <w:sz w:val="18"/>
+          <w:szCs w:val="18"/>
+          <w:lang w:val="en-CA"/>
+        </w:rPr>
+        <w:t>date</w:t>
+      </w:r>
+      <w:proofErr w:type="spellEnd"/>
+      <w:r>
+        <w:rPr>
+          <w:rFonts w:ascii="Calibri Light" w:eastAsia="Cambria" w:hAnsi="Calibri Light" w:cs="Calibri Light"/>
+          <w:bCs/>
+          <w:sz w:val="18"/>
+          <w:szCs w:val="18"/>
+          <w:lang w:val="en-CA"/>
+        </w:rPr>
+        <w:t xml:space="preserve"> }</w:t>
+      </w:r>
+      <w:proofErr w:type="gramEnd"/>
+      <w:r>
+        <w:rPr>
+          <w:rFonts w:ascii="Calibri Light" w:eastAsia="Cambria" w:hAnsi="Calibri Light" w:cs="Calibri Light"/>
+          <w:bCs/>
+          <w:sz w:val="18"/>
+          <w:szCs w:val="18"/>
+          <w:lang w:val="en-CA"/>
+        </w:rPr>
+        <w:t xml:space="preserve">} </w:t>
       </w:r>
       <w:r>
         <w:rPr>
@@ -70,7 +116,50 @@
           <w:lang w:val="en-CA"/>
         </w:rPr>
         <w:br/>
-        <w:t>{{ company_name }}</w:t>
+      </w:r>
+      <w:proofErr w:type="gramStart"/>
+      <w:r>
+        <w:rPr>
+          <w:rFonts w:ascii="Calibri Light" w:eastAsia="Cambria" w:hAnsi="Calibri Light" w:cs="Calibri Light"/>
+          <w:bCs/>
+          <w:sz w:val="18"/>
+          <w:szCs w:val="18"/>
+          <w:lang w:val="en-CA"/>
+        </w:rPr>
+        <w:t xml:space="preserve">{{ </w:t>
+      </w:r>
+      <w:proofErr w:type="spellStart"/>
+      <w:r>
+        <w:rPr>
+          <w:rFonts w:ascii="Calibri Light" w:eastAsia="Cambria" w:hAnsi="Calibri Light" w:cs="Calibri Light"/>
+          <w:bCs/>
+          <w:sz w:val="18"/>
+          <w:szCs w:val="18"/>
+          <w:lang w:val="en-CA"/>
+        </w:rPr>
+        <w:t>company</w:t>
+      </w:r>
+      <w:proofErr w:type="gramEnd"/>
+      <w:r>
+        <w:rPr>
+          <w:rFonts w:ascii="Calibri Light" w:eastAsia="Cambria" w:hAnsi="Calibri Light" w:cs="Calibri Light"/>
+          <w:bCs/>
+          <w:sz w:val="18"/>
+          <w:szCs w:val="18"/>
+          <w:lang w:val="en-CA"/>
+        </w:rPr>
+        <w:t>_name</w:t>
+      </w:r>
+      <w:proofErr w:type="spellEnd"/>
+      <w:r>
+        <w:rPr>
+          <w:rFonts w:ascii="Calibri Light" w:eastAsia="Cambria" w:hAnsi="Calibri Light" w:cs="Calibri Light"/>
+          <w:bCs/>
+          <w:sz w:val="18"/>
+          <w:szCs w:val="18"/>
+          <w:lang w:val="en-CA"/>
+        </w:rPr>
+        <w:t xml:space="preserve"> }}</w:t>
       </w:r>
       <w:r>
         <w:rPr>
@@ -81,7 +170,72 @@
           <w:lang w:val="en-CA"/>
         </w:rPr>
         <w:br/>
-        <w:t xml:space="preserve">{{ company_address }} </w:t>
+      </w:r>
+      <w:proofErr w:type="gramStart"/>
+      <w:r>
+        <w:rPr>
+          <w:rFonts w:ascii="Calibri Light" w:eastAsia="Cambria" w:hAnsi="Calibri Light" w:cs="Calibri Light"/>
+          <w:bCs/>
+          <w:sz w:val="18"/>
+          <w:szCs w:val="18"/>
+          <w:lang w:val="en-CA"/>
+        </w:rPr>
+        <w:t xml:space="preserve">{{ </w:t>
+      </w:r>
+      <w:proofErr w:type="spellStart"/>
+      <w:r>
+        <w:rPr>
+          <w:rFonts w:ascii="Calibri Light" w:eastAsia="Cambria" w:hAnsi="Calibri Light" w:cs="Calibri Light"/>
+          <w:bCs/>
+          <w:sz w:val="18"/>
+          <w:szCs w:val="18"/>
+          <w:lang w:val="en-CA"/>
+        </w:rPr>
+        <w:t>company</w:t>
+      </w:r>
+      <w:proofErr w:type="gramEnd"/>
+      <w:r>
+        <w:rPr>
+          <w:rFonts w:ascii="Calibri Light" w:eastAsia="Cambria" w:hAnsi="Calibri Light" w:cs="Calibri Light"/>
+          <w:bCs/>
+          <w:sz w:val="18"/>
+          <w:szCs w:val="18"/>
+          <w:lang w:val="en-CA"/>
+        </w:rPr>
+        <w:t>_</w:t>
+      </w:r>
+      <w:proofErr w:type="gramStart"/>
+      <w:r>
+        <w:rPr>
+          <w:rFonts w:ascii="Calibri Light" w:eastAsia="Cambria" w:hAnsi="Calibri Light" w:cs="Calibri Light"/>
+          <w:bCs/>
+          <w:sz w:val="18"/>
+          <w:szCs w:val="18"/>
+          <w:lang w:val="en-CA"/>
+        </w:rPr>
+        <w:t>address</w:t>
+      </w:r>
+      <w:proofErr w:type="spellEnd"/>
+      <w:r>
+        <w:rPr>
+          <w:rFonts w:ascii="Calibri Light" w:eastAsia="Cambria" w:hAnsi="Calibri Light" w:cs="Calibri Light"/>
+          <w:bCs/>
+          <w:sz w:val="18"/>
+          <w:szCs w:val="18"/>
+          <w:lang w:val="en-CA"/>
+        </w:rPr>
+        <w:t xml:space="preserve"> }</w:t>
+      </w:r>
+      <w:proofErr w:type="gramEnd"/>
+      <w:r>
+        <w:rPr>
+          <w:rFonts w:ascii="Calibri Light" w:eastAsia="Cambria" w:hAnsi="Calibri Light" w:cs="Calibri Light"/>
+          <w:bCs/>
+          <w:sz w:val="18"/>
+          <w:szCs w:val="18"/>
+          <w:lang w:val="en-CA"/>
+        </w:rPr>
+        <w:t xml:space="preserve">} </w:t>
       </w:r>
       <w:r>
         <w:rPr>
@@ -92,7 +246,116 @@
           <w:lang w:val="en-CA"/>
         </w:rPr>
         <w:br/>
-        <w:t>{{ company_city }}, {{ company_province }}</w:t>
+      </w:r>
+      <w:proofErr w:type="gramStart"/>
+      <w:r>
+        <w:rPr>
+          <w:rFonts w:ascii="Calibri Light" w:eastAsia="Cambria" w:hAnsi="Calibri Light" w:cs="Calibri Light"/>
+          <w:bCs/>
+          <w:sz w:val="18"/>
+          <w:szCs w:val="18"/>
+          <w:lang w:val="en-CA"/>
+        </w:rPr>
+        <w:t xml:space="preserve">{{ </w:t>
+      </w:r>
+      <w:proofErr w:type="spellStart"/>
+      <w:r>
+        <w:rPr>
+          <w:rFonts w:ascii="Calibri Light" w:eastAsia="Cambria" w:hAnsi="Calibri Light" w:cs="Calibri Light"/>
+          <w:bCs/>
+          <w:sz w:val="18"/>
+          <w:szCs w:val="18"/>
+          <w:lang w:val="en-CA"/>
+        </w:rPr>
+        <w:t>company</w:t>
+      </w:r>
+      <w:proofErr w:type="gramEnd"/>
+      <w:r>
+        <w:rPr>
+          <w:rFonts w:ascii="Calibri Light" w:eastAsia="Cambria" w:hAnsi="Calibri Light" w:cs="Calibri Light"/>
+          <w:bCs/>
+          <w:sz w:val="18"/>
+          <w:szCs w:val="18"/>
+          <w:lang w:val="en-CA"/>
+        </w:rPr>
+        <w:t>_</w:t>
+      </w:r>
+      <w:proofErr w:type="gramStart"/>
+      <w:r>
+        <w:rPr>
+          <w:rFonts w:ascii="Calibri Light" w:eastAsia="Cambria" w:hAnsi="Calibri Light" w:cs="Calibri Light"/>
+          <w:bCs/>
+          <w:sz w:val="18"/>
+          <w:szCs w:val="18"/>
+          <w:lang w:val="en-CA"/>
+        </w:rPr>
+        <w:t>city</w:t>
+      </w:r>
+      <w:proofErr w:type="spellEnd"/>
+      <w:r>
+        <w:rPr>
+          <w:rFonts w:ascii="Calibri Light" w:eastAsia="Cambria" w:hAnsi="Calibri Light" w:cs="Calibri Light"/>
+          <w:bCs/>
+          <w:sz w:val="18"/>
+          <w:szCs w:val="18"/>
+          <w:lang w:val="en-CA"/>
+        </w:rPr>
+        <w:t xml:space="preserve"> }</w:t>
+      </w:r>
+      <w:proofErr w:type="gramEnd"/>
+      <w:r>
+        <w:rPr>
+          <w:rFonts w:ascii="Calibri Light" w:eastAsia="Cambria" w:hAnsi="Calibri Light" w:cs="Calibri Light"/>
+          <w:bCs/>
+          <w:sz w:val="18"/>
+          <w:szCs w:val="18"/>
+          <w:lang w:val="en-CA"/>
+        </w:rPr>
+        <w:t xml:space="preserve">}, </w:t>
+      </w:r>
+      <w:proofErr w:type="gramStart"/>
+      <w:r>
+        <w:rPr>
+          <w:rFonts w:ascii="Calibri Light" w:eastAsia="Cambria" w:hAnsi="Calibri Light" w:cs="Calibri Light"/>
+          <w:bCs/>
+          <w:sz w:val="18"/>
+          <w:szCs w:val="18"/>
+          <w:lang w:val="en-CA"/>
+        </w:rPr>
+        <w:t xml:space="preserve">{{ </w:t>
+      </w:r>
+      <w:proofErr w:type="spellStart"/>
+      <w:r>
+        <w:rPr>
+          <w:rFonts w:ascii="Calibri Light" w:eastAsia="Cambria" w:hAnsi="Calibri Light" w:cs="Calibri Light"/>
+          <w:bCs/>
+          <w:sz w:val="18"/>
+          <w:szCs w:val="18"/>
+          <w:lang w:val="en-CA"/>
+        </w:rPr>
+        <w:t>company</w:t>
+      </w:r>
+      <w:proofErr w:type="gramEnd"/>
+      <w:r>
+        <w:rPr>
+          <w:rFonts w:ascii="Calibri Light" w:eastAsia="Cambria" w:hAnsi="Calibri Light" w:cs="Calibri Light"/>
+          <w:bCs/>
+          <w:sz w:val="18"/>
+          <w:szCs w:val="18"/>
+          <w:lang w:val="en-CA"/>
+        </w:rPr>
+        <w:t>_province</w:t>
+      </w:r>
+      <w:proofErr w:type="spellEnd"/>
+      <w:r>
+        <w:rPr>
+          <w:rFonts w:ascii="Calibri Light" w:eastAsia="Cambria" w:hAnsi="Calibri Light" w:cs="Calibri Light"/>
+          <w:bCs/>
+          <w:sz w:val="18"/>
+          <w:szCs w:val="18"/>
+          <w:lang w:val="en-CA"/>
+        </w:rPr>
+        <w:t xml:space="preserve"> }}</w:t>
       </w:r>
       <w:r>
         <w:rPr>
@@ -103,7 +366,50 @@
           <w:lang w:val="en-CA"/>
         </w:rPr>
         <w:br/>
-        <w:t>{{ company_postal }}</w:t>
+      </w:r>
+      <w:proofErr w:type="gramStart"/>
+      <w:r>
+        <w:rPr>
+          <w:rFonts w:ascii="Calibri Light" w:eastAsia="Cambria" w:hAnsi="Calibri Light" w:cs="Calibri Light"/>
+          <w:bCs/>
+          <w:sz w:val="18"/>
+          <w:szCs w:val="18"/>
+          <w:lang w:val="en-CA"/>
+        </w:rPr>
+        <w:t xml:space="preserve">{{ </w:t>
+      </w:r>
+      <w:proofErr w:type="spellStart"/>
+      <w:r>
+        <w:rPr>
+          <w:rFonts w:ascii="Calibri Light" w:eastAsia="Cambria" w:hAnsi="Calibri Light" w:cs="Calibri Light"/>
+          <w:bCs/>
+          <w:sz w:val="18"/>
+          <w:szCs w:val="18"/>
+          <w:lang w:val="en-CA"/>
+        </w:rPr>
+        <w:t>company</w:t>
+      </w:r>
+      <w:proofErr w:type="gramEnd"/>
+      <w:r>
+        <w:rPr>
+          <w:rFonts w:ascii="Calibri Light" w:eastAsia="Cambria" w:hAnsi="Calibri Light" w:cs="Calibri Light"/>
+          <w:bCs/>
+          <w:sz w:val="18"/>
+          <w:szCs w:val="18"/>
+          <w:lang w:val="en-CA"/>
+        </w:rPr>
+        <w:t>_postal</w:t>
+      </w:r>
+      <w:proofErr w:type="spellEnd"/>
+      <w:r>
+        <w:rPr>
+          <w:rFonts w:ascii="Calibri Light" w:eastAsia="Cambria" w:hAnsi="Calibri Light" w:cs="Calibri Light"/>
+          <w:bCs/>
+          <w:sz w:val="18"/>
+          <w:szCs w:val="18"/>
+          <w:lang w:val="en-CA"/>
+        </w:rPr>
+        <w:t xml:space="preserve"> }}</w:t>
       </w:r>
       <w:r>
         <w:rPr>
@@ -135,15 +441,71 @@
         </w:rPr>
         <w:t xml:space="preserve">Dear </w:t>
       </w:r>
-      <w:r>
-        <w:rPr>
-          <w:rFonts w:ascii="Calibri Light" w:eastAsia="Cambria" w:hAnsi="Calibri Light" w:cs="Calibri Light"/>
-          <w:bCs/>
-          <w:sz w:val="18"/>
-          <w:szCs w:val="18"/>
-          <w:lang w:val="en-CA"/>
-        </w:rPr>
-        <w:t>{{ letter_addressee }}</w:t>
+      <w:proofErr w:type="gramStart"/>
+      <w:r>
+        <w:rPr>
+          <w:rFonts w:ascii="Calibri Light" w:eastAsia="Cambria" w:hAnsi="Calibri Light" w:cs="Calibri Light"/>
+          <w:bCs/>
+          <w:sz w:val="18"/>
+          <w:szCs w:val="18"/>
+          <w:lang w:val="en-CA"/>
+        </w:rPr>
+        <w:t xml:space="preserve">{{ </w:t>
+      </w:r>
+      <w:proofErr w:type="spellStart"/>
+      <w:r>
+        <w:rPr>
+          <w:rFonts w:ascii="Calibri Light" w:eastAsia="Cambria" w:hAnsi="Calibri Light" w:cs="Calibri Light"/>
+          <w:bCs/>
+          <w:sz w:val="18"/>
+          <w:szCs w:val="18"/>
+          <w:lang w:val="en-CA"/>
+        </w:rPr>
+        <w:t>letter</w:t>
+      </w:r>
+      <w:proofErr w:type="gramEnd"/>
+      <w:r>
+        <w:rPr>
+          <w:rFonts w:ascii="Calibri Light" w:eastAsia="Cambria" w:hAnsi="Calibri Light" w:cs="Calibri Light"/>
+          <w:bCs/>
+          <w:sz w:val="18"/>
+          <w:szCs w:val="18"/>
+          <w:lang w:val="en-CA"/>
+        </w:rPr>
+        <w:t>_</w:t>
+      </w:r>
+      <w:proofErr w:type="gramStart"/>
+      <w:r>
+        <w:rPr>
+          <w:rFonts w:ascii="Calibri Light" w:eastAsia="Cambria" w:hAnsi="Calibri Light" w:cs="Calibri Light"/>
+          <w:bCs/>
+          <w:sz w:val="18"/>
+          <w:szCs w:val="18"/>
+          <w:lang w:val="en-CA"/>
+        </w:rPr>
+        <w:t>addressee</w:t>
+      </w:r>
+      <w:proofErr w:type="spellEnd"/>
+      <w:r>
+        <w:rPr>
+          <w:rFonts w:ascii="Calibri Light" w:eastAsia="Cambria" w:hAnsi="Calibri Light" w:cs="Calibri Light"/>
+          <w:bCs/>
+          <w:sz w:val="18"/>
+          <w:szCs w:val="18"/>
+          <w:lang w:val="en-CA"/>
+        </w:rPr>
+        <w:t xml:space="preserve"> }</w:t>
+      </w:r>
+      <w:proofErr w:type="gramEnd"/>
+      <w:r>
+        <w:rPr>
+          <w:rFonts w:ascii="Calibri Light" w:eastAsia="Cambria" w:hAnsi="Calibri Light" w:cs="Calibri Light"/>
+          <w:bCs/>
+          <w:sz w:val="18"/>
+          <w:szCs w:val="18"/>
+          <w:lang w:val="en-CA"/>
+        </w:rPr>
+        <w:t>}</w:t>
       </w:r>
       <w:r>
         <w:rPr>
@@ -246,15 +608,71 @@
         </w:rPr>
         <w:t xml:space="preserve"> </w:t>
       </w:r>
-      <w:r>
-        <w:rPr>
-          <w:rFonts w:ascii="Calibri Light" w:eastAsia="Cambria" w:hAnsi="Calibri Light" w:cs="Calibri Light"/>
-          <w:bCs/>
-          <w:sz w:val="18"/>
-          <w:szCs w:val="18"/>
-          <w:lang w:val="en-CA"/>
-        </w:rPr>
-        <w:t>{{ position_name }}</w:t>
+      <w:proofErr w:type="gramStart"/>
+      <w:r>
+        <w:rPr>
+          <w:rFonts w:ascii="Calibri Light" w:eastAsia="Cambria" w:hAnsi="Calibri Light" w:cs="Calibri Light"/>
+          <w:bCs/>
+          <w:sz w:val="18"/>
+          <w:szCs w:val="18"/>
+          <w:lang w:val="en-CA"/>
+        </w:rPr>
+        <w:t xml:space="preserve">{{ </w:t>
+      </w:r>
+      <w:proofErr w:type="spellStart"/>
+      <w:r>
+        <w:rPr>
+          <w:rFonts w:ascii="Calibri Light" w:eastAsia="Cambria" w:hAnsi="Calibri Light" w:cs="Calibri Light"/>
+          <w:bCs/>
+          <w:sz w:val="18"/>
+          <w:szCs w:val="18"/>
+          <w:lang w:val="en-CA"/>
+        </w:rPr>
+        <w:t>position</w:t>
+      </w:r>
+      <w:proofErr w:type="gramEnd"/>
+      <w:r>
+        <w:rPr>
+          <w:rFonts w:ascii="Calibri Light" w:eastAsia="Cambria" w:hAnsi="Calibri Light" w:cs="Calibri Light"/>
+          <w:bCs/>
+          <w:sz w:val="18"/>
+          <w:szCs w:val="18"/>
+          <w:lang w:val="en-CA"/>
+        </w:rPr>
+        <w:t>_</w:t>
+      </w:r>
+      <w:proofErr w:type="gramStart"/>
+      <w:r>
+        <w:rPr>
+          <w:rFonts w:ascii="Calibri Light" w:eastAsia="Cambria" w:hAnsi="Calibri Light" w:cs="Calibri Light"/>
+          <w:bCs/>
+          <w:sz w:val="18"/>
+          <w:szCs w:val="18"/>
+          <w:lang w:val="en-CA"/>
+        </w:rPr>
+        <w:t>name</w:t>
+      </w:r>
+      <w:proofErr w:type="spellEnd"/>
+      <w:r>
+        <w:rPr>
+          <w:rFonts w:ascii="Calibri Light" w:eastAsia="Cambria" w:hAnsi="Calibri Light" w:cs="Calibri Light"/>
+          <w:bCs/>
+          <w:sz w:val="18"/>
+          <w:szCs w:val="18"/>
+          <w:lang w:val="en-CA"/>
+        </w:rPr>
+        <w:t xml:space="preserve"> }</w:t>
+      </w:r>
+      <w:proofErr w:type="gramEnd"/>
+      <w:r>
+        <w:rPr>
+          <w:rFonts w:ascii="Calibri Light" w:eastAsia="Cambria" w:hAnsi="Calibri Light" w:cs="Calibri Light"/>
+          <w:bCs/>
+          <w:sz w:val="18"/>
+          <w:szCs w:val="18"/>
+          <w:lang w:val="en-CA"/>
+        </w:rPr>
+        <w:t>}</w:t>
       </w:r>
       <w:r>
         <w:rPr>
@@ -276,15 +694,71 @@
         </w:rPr>
         <w:t xml:space="preserve">position with </w:t>
       </w:r>
-      <w:r>
-        <w:rPr>
-          <w:rFonts w:ascii="Calibri Light" w:eastAsia="Cambria" w:hAnsi="Calibri Light" w:cs="Calibri Light"/>
-          <w:bCs/>
-          <w:sz w:val="18"/>
-          <w:szCs w:val="18"/>
-          <w:lang w:val="en-CA"/>
-        </w:rPr>
-        <w:t>{{ company_name }}</w:t>
+      <w:proofErr w:type="gramStart"/>
+      <w:r>
+        <w:rPr>
+          <w:rFonts w:ascii="Calibri Light" w:eastAsia="Cambria" w:hAnsi="Calibri Light" w:cs="Calibri Light"/>
+          <w:bCs/>
+          <w:sz w:val="18"/>
+          <w:szCs w:val="18"/>
+          <w:lang w:val="en-CA"/>
+        </w:rPr>
+        <w:t xml:space="preserve">{{ </w:t>
+      </w:r>
+      <w:proofErr w:type="spellStart"/>
+      <w:r>
+        <w:rPr>
+          <w:rFonts w:ascii="Calibri Light" w:eastAsia="Cambria" w:hAnsi="Calibri Light" w:cs="Calibri Light"/>
+          <w:bCs/>
+          <w:sz w:val="18"/>
+          <w:szCs w:val="18"/>
+          <w:lang w:val="en-CA"/>
+        </w:rPr>
+        <w:t>company</w:t>
+      </w:r>
+      <w:proofErr w:type="gramEnd"/>
+      <w:r>
+        <w:rPr>
+          <w:rFonts w:ascii="Calibri Light" w:eastAsia="Cambria" w:hAnsi="Calibri Light" w:cs="Calibri Light"/>
+          <w:bCs/>
+          <w:sz w:val="18"/>
+          <w:szCs w:val="18"/>
+          <w:lang w:val="en-CA"/>
+        </w:rPr>
+        <w:t>_</w:t>
+      </w:r>
+      <w:proofErr w:type="gramStart"/>
+      <w:r>
+        <w:rPr>
+          <w:rFonts w:ascii="Calibri Light" w:eastAsia="Cambria" w:hAnsi="Calibri Light" w:cs="Calibri Light"/>
+          <w:bCs/>
+          <w:sz w:val="18"/>
+          <w:szCs w:val="18"/>
+          <w:lang w:val="en-CA"/>
+        </w:rPr>
+        <w:t>name</w:t>
+      </w:r>
+      <w:proofErr w:type="spellEnd"/>
+      <w:r>
+        <w:rPr>
+          <w:rFonts w:ascii="Calibri Light" w:eastAsia="Cambria" w:hAnsi="Calibri Light" w:cs="Calibri Light"/>
+          <w:bCs/>
+          <w:sz w:val="18"/>
+          <w:szCs w:val="18"/>
+          <w:lang w:val="en-CA"/>
+        </w:rPr>
+        <w:t xml:space="preserve"> }</w:t>
+      </w:r>
+      <w:proofErr w:type="gramEnd"/>
+      <w:r>
+        <w:rPr>
+          <w:rFonts w:ascii="Calibri Light" w:eastAsia="Cambria" w:hAnsi="Calibri Light" w:cs="Calibri Light"/>
+          <w:bCs/>
+          <w:sz w:val="18"/>
+          <w:szCs w:val="18"/>
+          <w:lang w:val="en-CA"/>
+        </w:rPr>
+        <w:t>}</w:t>
       </w:r>
       <w:r>
         <w:rPr>
@@ -404,17 +878,83 @@
           <w:szCs w:val="18"/>
           <w:lang w:val="en-CA"/>
         </w:rPr>
-        <w:t xml:space="preserve"> {{ company_name }}</w:t>
-      </w:r>
-      <w:r>
-        <w:rPr>
-          <w:rFonts w:ascii="Calibri Light" w:eastAsia="Cambria" w:hAnsi="Calibri Light" w:cs="Calibri Light"/>
-          <w:bCs/>
-          <w:sz w:val="18"/>
-          <w:szCs w:val="18"/>
-          <w:lang w:val="en-CA"/>
-        </w:rPr>
-        <w:t>’s</w:t>
+        <w:t xml:space="preserve"> </w:t>
+      </w:r>
+      <w:proofErr w:type="gramStart"/>
+      <w:r>
+        <w:rPr>
+          <w:rFonts w:ascii="Calibri Light" w:eastAsia="Cambria" w:hAnsi="Calibri Light" w:cs="Calibri Light"/>
+          <w:bCs/>
+          <w:sz w:val="18"/>
+          <w:szCs w:val="18"/>
+          <w:lang w:val="en-CA"/>
+        </w:rPr>
+        <w:t xml:space="preserve">{{ </w:t>
+      </w:r>
+      <w:proofErr w:type="spellStart"/>
+      <w:r>
+        <w:rPr>
+          <w:rFonts w:ascii="Calibri Light" w:eastAsia="Cambria" w:hAnsi="Calibri Light" w:cs="Calibri Light"/>
+          <w:bCs/>
+          <w:sz w:val="18"/>
+          <w:szCs w:val="18"/>
+          <w:lang w:val="en-CA"/>
+        </w:rPr>
+        <w:t>company</w:t>
+      </w:r>
+      <w:proofErr w:type="gramEnd"/>
+      <w:r>
+        <w:rPr>
+          <w:rFonts w:ascii="Calibri Light" w:eastAsia="Cambria" w:hAnsi="Calibri Light" w:cs="Calibri Light"/>
+          <w:bCs/>
+          <w:sz w:val="18"/>
+          <w:szCs w:val="18"/>
+          <w:lang w:val="en-CA"/>
+        </w:rPr>
+        <w:t>_</w:t>
+      </w:r>
+      <w:proofErr w:type="gramStart"/>
+      <w:r>
+        <w:rPr>
+          <w:rFonts w:ascii="Calibri Light" w:eastAsia="Cambria" w:hAnsi="Calibri Light" w:cs="Calibri Light"/>
+          <w:bCs/>
+          <w:sz w:val="18"/>
+          <w:szCs w:val="18"/>
+          <w:lang w:val="en-CA"/>
+        </w:rPr>
+        <w:t>name</w:t>
+      </w:r>
+      <w:proofErr w:type="spellEnd"/>
+      <w:r>
+        <w:rPr>
+          <w:rFonts w:ascii="Calibri Light" w:eastAsia="Cambria" w:hAnsi="Calibri Light" w:cs="Calibri Light"/>
+          <w:bCs/>
+          <w:sz w:val="18"/>
+          <w:szCs w:val="18"/>
+          <w:lang w:val="en-CA"/>
+        </w:rPr>
+        <w:t xml:space="preserve"> }}</w:t>
+      </w:r>
+      <w:r>
+        <w:rPr>
+          <w:rFonts w:ascii="Calibri Light" w:eastAsia="Cambria" w:hAnsi="Calibri Light" w:cs="Calibri Light"/>
+          <w:bCs/>
+          <w:sz w:val="18"/>
+          <w:szCs w:val="18"/>
+          <w:lang w:val="en-CA"/>
+        </w:rPr>
+        <w:t>’</w:t>
+      </w:r>
+      <w:proofErr w:type="gramEnd"/>
+      <w:r>
+        <w:rPr>
+          <w:rFonts w:ascii="Calibri Light" w:eastAsia="Cambria" w:hAnsi="Calibri Light" w:cs="Calibri Light"/>
+          <w:bCs/>
+          <w:sz w:val="18"/>
+          <w:szCs w:val="18"/>
+          <w:lang w:val="en-CA"/>
+        </w:rPr>
+        <w:t>s</w:t>
       </w:r>
       <w:r>
         <w:rPr>
@@ -446,15 +986,71 @@
         </w:rPr>
         <w:t xml:space="preserve"> </w:t>
       </w:r>
-      <w:r>
-        <w:rPr>
-          <w:rFonts w:ascii="Calibri Light" w:eastAsia="Cambria" w:hAnsi="Calibri Light" w:cs="Calibri Light"/>
-          <w:bCs/>
-          <w:sz w:val="18"/>
-          <w:szCs w:val="18"/>
-          <w:lang w:val="en-CA"/>
-        </w:rPr>
-        <w:t>{{ mission_statement }}</w:t>
+      <w:proofErr w:type="gramStart"/>
+      <w:r>
+        <w:rPr>
+          <w:rFonts w:ascii="Calibri Light" w:eastAsia="Cambria" w:hAnsi="Calibri Light" w:cs="Calibri Light"/>
+          <w:bCs/>
+          <w:sz w:val="18"/>
+          <w:szCs w:val="18"/>
+          <w:lang w:val="en-CA"/>
+        </w:rPr>
+        <w:t xml:space="preserve">{{ </w:t>
+      </w:r>
+      <w:proofErr w:type="spellStart"/>
+      <w:r>
+        <w:rPr>
+          <w:rFonts w:ascii="Calibri Light" w:eastAsia="Cambria" w:hAnsi="Calibri Light" w:cs="Calibri Light"/>
+          <w:bCs/>
+          <w:sz w:val="18"/>
+          <w:szCs w:val="18"/>
+          <w:lang w:val="en-CA"/>
+        </w:rPr>
+        <w:t>mission</w:t>
+      </w:r>
+      <w:proofErr w:type="gramEnd"/>
+      <w:r>
+        <w:rPr>
+          <w:rFonts w:ascii="Calibri Light" w:eastAsia="Cambria" w:hAnsi="Calibri Light" w:cs="Calibri Light"/>
+          <w:bCs/>
+          <w:sz w:val="18"/>
+          <w:szCs w:val="18"/>
+          <w:lang w:val="en-CA"/>
+        </w:rPr>
+        <w:t>_</w:t>
+      </w:r>
+      <w:proofErr w:type="gramStart"/>
+      <w:r>
+        <w:rPr>
+          <w:rFonts w:ascii="Calibri Light" w:eastAsia="Cambria" w:hAnsi="Calibri Light" w:cs="Calibri Light"/>
+          <w:bCs/>
+          <w:sz w:val="18"/>
+          <w:szCs w:val="18"/>
+          <w:lang w:val="en-CA"/>
+        </w:rPr>
+        <w:t>statement</w:t>
+      </w:r>
+      <w:proofErr w:type="spellEnd"/>
+      <w:r>
+        <w:rPr>
+          <w:rFonts w:ascii="Calibri Light" w:eastAsia="Cambria" w:hAnsi="Calibri Light" w:cs="Calibri Light"/>
+          <w:bCs/>
+          <w:sz w:val="18"/>
+          <w:szCs w:val="18"/>
+          <w:lang w:val="en-CA"/>
+        </w:rPr>
+        <w:t xml:space="preserve"> }</w:t>
+      </w:r>
+      <w:proofErr w:type="gramEnd"/>
+      <w:r>
+        <w:rPr>
+          <w:rFonts w:ascii="Calibri Light" w:eastAsia="Cambria" w:hAnsi="Calibri Light" w:cs="Calibri Light"/>
+          <w:bCs/>
+          <w:sz w:val="18"/>
+          <w:szCs w:val="18"/>
+          <w:lang w:val="en-CA"/>
+        </w:rPr>
+        <w:t>}</w:t>
       </w:r>
       <w:r>
         <w:rPr>
@@ -556,25 +1152,81 @@
         </w:rPr>
         <w:t xml:space="preserve">the </w:t>
       </w:r>
-      <w:r>
-        <w:rPr>
-          <w:rFonts w:ascii="Calibri Light" w:eastAsia="Cambria" w:hAnsi="Calibri Light" w:cs="Calibri Light"/>
-          <w:bCs/>
-          <w:sz w:val="18"/>
-          <w:szCs w:val="18"/>
-          <w:lang w:val="en-CA"/>
-        </w:rPr>
-        <w:t>{{ company_name }}</w:t>
-      </w:r>
-      <w:r>
-        <w:rPr>
-          <w:rFonts w:ascii="Calibri Light" w:eastAsia="Cambria" w:hAnsi="Calibri Light" w:cs="Calibri Light"/>
-          <w:bCs/>
-          <w:sz w:val="18"/>
-          <w:szCs w:val="18"/>
-          <w:lang w:val="en-CA"/>
-        </w:rPr>
-        <w:t xml:space="preserve">’s </w:t>
+      <w:proofErr w:type="gramStart"/>
+      <w:r>
+        <w:rPr>
+          <w:rFonts w:ascii="Calibri Light" w:eastAsia="Cambria" w:hAnsi="Calibri Light" w:cs="Calibri Light"/>
+          <w:bCs/>
+          <w:sz w:val="18"/>
+          <w:szCs w:val="18"/>
+          <w:lang w:val="en-CA"/>
+        </w:rPr>
+        <w:t xml:space="preserve">{{ </w:t>
+      </w:r>
+      <w:proofErr w:type="spellStart"/>
+      <w:r>
+        <w:rPr>
+          <w:rFonts w:ascii="Calibri Light" w:eastAsia="Cambria" w:hAnsi="Calibri Light" w:cs="Calibri Light"/>
+          <w:bCs/>
+          <w:sz w:val="18"/>
+          <w:szCs w:val="18"/>
+          <w:lang w:val="en-CA"/>
+        </w:rPr>
+        <w:t>company</w:t>
+      </w:r>
+      <w:proofErr w:type="gramEnd"/>
+      <w:r>
+        <w:rPr>
+          <w:rFonts w:ascii="Calibri Light" w:eastAsia="Cambria" w:hAnsi="Calibri Light" w:cs="Calibri Light"/>
+          <w:bCs/>
+          <w:sz w:val="18"/>
+          <w:szCs w:val="18"/>
+          <w:lang w:val="en-CA"/>
+        </w:rPr>
+        <w:t>_</w:t>
+      </w:r>
+      <w:proofErr w:type="gramStart"/>
+      <w:r>
+        <w:rPr>
+          <w:rFonts w:ascii="Calibri Light" w:eastAsia="Cambria" w:hAnsi="Calibri Light" w:cs="Calibri Light"/>
+          <w:bCs/>
+          <w:sz w:val="18"/>
+          <w:szCs w:val="18"/>
+          <w:lang w:val="en-CA"/>
+        </w:rPr>
+        <w:t>name</w:t>
+      </w:r>
+      <w:proofErr w:type="spellEnd"/>
+      <w:r>
+        <w:rPr>
+          <w:rFonts w:ascii="Calibri Light" w:eastAsia="Cambria" w:hAnsi="Calibri Light" w:cs="Calibri Light"/>
+          <w:bCs/>
+          <w:sz w:val="18"/>
+          <w:szCs w:val="18"/>
+          <w:lang w:val="en-CA"/>
+        </w:rPr>
+        <w:t xml:space="preserve"> }}</w:t>
+      </w:r>
+      <w:r>
+        <w:rPr>
+          <w:rFonts w:ascii="Calibri Light" w:eastAsia="Cambria" w:hAnsi="Calibri Light" w:cs="Calibri Light"/>
+          <w:bCs/>
+          <w:sz w:val="18"/>
+          <w:szCs w:val="18"/>
+          <w:lang w:val="en-CA"/>
+        </w:rPr>
+        <w:t>’</w:t>
+      </w:r>
+      <w:proofErr w:type="gramEnd"/>
+      <w:r>
+        <w:rPr>
+          <w:rFonts w:ascii="Calibri Light" w:eastAsia="Cambria" w:hAnsi="Calibri Light" w:cs="Calibri Light"/>
+          <w:bCs/>
+          <w:sz w:val="18"/>
+          <w:szCs w:val="18"/>
+          <w:lang w:val="en-CA"/>
+        </w:rPr>
+        <w:t xml:space="preserve">s </w:t>
       </w:r>
       <w:r>
         <w:rPr>
@@ -623,7 +1275,51 @@
           <w:szCs w:val="18"/>
           <w:lang w:val="en-CA"/>
         </w:rPr>
-        <w:t xml:space="preserve">While my familiarity with advanced database tools is still growing, I bring a strong foundation in both data science and full-stack development, and am actively bridging my knowledge gaps through self-directed learning. </w:t>
+        <w:t xml:space="preserve">While my familiarity with advanced database tools is still growing, I bring a strong foundation in both data science and </w:t>
+      </w:r>
+      <w:proofErr w:type="gramStart"/>
+      <w:r>
+        <w:rPr>
+          <w:rFonts w:ascii="Calibri Light" w:eastAsia="Cambria" w:hAnsi="Calibri Light" w:cs="Calibri Light"/>
+          <w:bCs/>
+          <w:sz w:val="18"/>
+          <w:szCs w:val="18"/>
+          <w:lang w:val="en-CA"/>
+        </w:rPr>
+        <w:t>full-stack</w:t>
+      </w:r>
+      <w:proofErr w:type="gramEnd"/>
+      <w:r>
+        <w:rPr>
+          <w:rFonts w:ascii="Calibri Light" w:eastAsia="Cambria" w:hAnsi="Calibri Light" w:cs="Calibri Light"/>
+          <w:bCs/>
+          <w:sz w:val="18"/>
+          <w:szCs w:val="18"/>
+          <w:lang w:val="en-CA"/>
+        </w:rPr>
+        <w:t xml:space="preserve"> </w:t>
+      </w:r>
+      <w:proofErr w:type="gramStart"/>
+      <w:r>
+        <w:rPr>
+          <w:rFonts w:ascii="Calibri Light" w:eastAsia="Cambria" w:hAnsi="Calibri Light" w:cs="Calibri Light"/>
+          <w:bCs/>
+          <w:sz w:val="18"/>
+          <w:szCs w:val="18"/>
+          <w:lang w:val="en-CA"/>
+        </w:rPr>
+        <w:t>development, and</w:t>
+      </w:r>
+      <w:proofErr w:type="gramEnd"/>
+      <w:r>
+        <w:rPr>
+          <w:rFonts w:ascii="Calibri Light" w:eastAsia="Cambria" w:hAnsi="Calibri Light" w:cs="Calibri Light"/>
+          <w:bCs/>
+          <w:sz w:val="18"/>
+          <w:szCs w:val="18"/>
+          <w:lang w:val="en-CA"/>
+        </w:rPr>
+        <w:t xml:space="preserve"> am actively bridging my knowledge gaps through self-directed learning. </w:t>
       </w:r>
       <w:r>
         <w:rPr>
@@ -671,7 +1367,25 @@
           <w:sz w:val="18"/>
           <w:szCs w:val="18"/>
         </w:rPr>
-        <w:t xml:space="preserve"> BigQuery, and was introduced to visualization platforms such as Tableau and Power BI. I expanded my analytical skills through my enrollment in </w:t>
+        <w:t xml:space="preserve"> </w:t>
+      </w:r>
+      <w:proofErr w:type="spellStart"/>
+      <w:r>
+        <w:rPr>
+          <w:rFonts w:ascii="Calibri Light" w:hAnsi="Calibri Light" w:cs="Calibri Light"/>
+          <w:sz w:val="18"/>
+          <w:szCs w:val="18"/>
+        </w:rPr>
+        <w:t>BigQuery</w:t>
+      </w:r>
+      <w:proofErr w:type="spellEnd"/>
+      <w:r>
+        <w:rPr>
+          <w:rFonts w:ascii="Calibri Light" w:hAnsi="Calibri Light" w:cs="Calibri Light"/>
+          <w:sz w:val="18"/>
+          <w:szCs w:val="18"/>
+        </w:rPr>
+        <w:t xml:space="preserve">, and was introduced to visualization platforms such as Tableau and Power BI. I expanded my analytical skills through my enrollment in </w:t>
       </w:r>
       <w:r>
         <w:rPr>
@@ -687,7 +1401,25 @@
           <w:sz w:val="18"/>
           <w:szCs w:val="18"/>
         </w:rPr>
-        <w:t xml:space="preserve"> data science course, where I used R and Jupyter Notebooks to read, transform and clean a dataset of over 1, 500 records for the Pacific Laboratory for Artificial Intelligence. Here, I visualized the data and supported the development of a K-NN regression predictive model to uncover </w:t>
+        <w:t xml:space="preserve"> data science course, where I used R and </w:t>
+      </w:r>
+      <w:proofErr w:type="spellStart"/>
+      <w:r>
+        <w:rPr>
+          <w:rFonts w:ascii="Calibri Light" w:hAnsi="Calibri Light" w:cs="Calibri Light"/>
+          <w:sz w:val="18"/>
+          <w:szCs w:val="18"/>
+        </w:rPr>
+        <w:t>Jupyter</w:t>
+      </w:r>
+      <w:proofErr w:type="spellEnd"/>
+      <w:r>
+        <w:rPr>
+          <w:rFonts w:ascii="Calibri Light" w:hAnsi="Calibri Light" w:cs="Calibri Light"/>
+          <w:sz w:val="18"/>
+          <w:szCs w:val="18"/>
+        </w:rPr>
+        <w:t xml:space="preserve"> Notebooks to read, transform and clean a dataset of over 1, 500 records for the Pacific Laboratory for Artificial Intelligence. Here, I visualized the data and supported the development of a K-NN regression predictive model to uncover </w:t>
       </w:r>
       <w:r>
         <w:rPr>
@@ -727,7 +1459,43 @@
           <w:sz w:val="18"/>
           <w:szCs w:val="18"/>
         </w:rPr>
-        <w:t>. As an example, I am currently working on scaling SipLy from an academic Java-based CLI and Swing health tracking application into a full-stack React and Spring Boot web application. On the backend, I learnt how to design RESTful APIs, utilizing the embedded H2 Database Engine to persist user data. As another example, I also built AniMori, a desktop Japanese animation tracker, powered by Electron</w:t>
+        <w:t xml:space="preserve">. As an example, I am currently working on scaling </w:t>
+      </w:r>
+      <w:proofErr w:type="spellStart"/>
+      <w:r>
+        <w:rPr>
+          <w:rFonts w:ascii="Calibri Light" w:hAnsi="Calibri Light" w:cs="Calibri Light"/>
+          <w:sz w:val="18"/>
+          <w:szCs w:val="18"/>
+        </w:rPr>
+        <w:t>SipLy</w:t>
+      </w:r>
+      <w:proofErr w:type="spellEnd"/>
+      <w:r>
+        <w:rPr>
+          <w:rFonts w:ascii="Calibri Light" w:hAnsi="Calibri Light" w:cs="Calibri Light"/>
+          <w:sz w:val="18"/>
+          <w:szCs w:val="18"/>
+        </w:rPr>
+        <w:t xml:space="preserve"> from an academic Java-based CLI and Swing health tracking application into a full-stack React and Spring Boot web application. On the backend, I learnt how to design RESTful APIs, utilizing the embedded H2 Database Engine to persist user data. As another example, I also built </w:t>
+      </w:r>
+      <w:proofErr w:type="spellStart"/>
+      <w:r>
+        <w:rPr>
+          <w:rFonts w:ascii="Calibri Light" w:hAnsi="Calibri Light" w:cs="Calibri Light"/>
+          <w:sz w:val="18"/>
+          <w:szCs w:val="18"/>
+        </w:rPr>
+        <w:t>AniMori</w:t>
+      </w:r>
+      <w:proofErr w:type="spellEnd"/>
+      <w:r>
+        <w:rPr>
+          <w:rFonts w:ascii="Calibri Light" w:hAnsi="Calibri Light" w:cs="Calibri Light"/>
+          <w:sz w:val="18"/>
+          <w:szCs w:val="18"/>
+        </w:rPr>
+        <w:t>, a desktop Japanese animation tracker, powered by Electron</w:t>
       </w:r>
       <w:r>
         <w:rPr>
@@ -743,7 +1511,25 @@
           <w:sz w:val="18"/>
           <w:szCs w:val="18"/>
         </w:rPr>
-        <w:t xml:space="preserve"> and React for the frontend, and SQLite for the backend. I first designed and iterated the lightweight database schema, and proceeded to write reusable SQL queries to handle common CRUD operations. These experiences have enhanced my capabilities in assessing real-world problems, coordinating technical workflows and how to iteratively improve existing designs for continuous improvement. It also helped sharpen my troubleshooting skills, </w:t>
+        <w:t xml:space="preserve"> and React for the frontend, and SQLite for the backend. I first designed and iterated the lightweight database </w:t>
+      </w:r>
+      <w:proofErr w:type="gramStart"/>
+      <w:r>
+        <w:rPr>
+          <w:rFonts w:ascii="Calibri Light" w:hAnsi="Calibri Light" w:cs="Calibri Light"/>
+          <w:sz w:val="18"/>
+          <w:szCs w:val="18"/>
+        </w:rPr>
+        <w:t>schema, and</w:t>
+      </w:r>
+      <w:proofErr w:type="gramEnd"/>
+      <w:r>
+        <w:rPr>
+          <w:rFonts w:ascii="Calibri Light" w:hAnsi="Calibri Light" w:cs="Calibri Light"/>
+          <w:sz w:val="18"/>
+          <w:szCs w:val="18"/>
+        </w:rPr>
+        <w:t xml:space="preserve"> proceeded to write reusable SQL queries to handle common CRUD operations. These experiences have enhanced my capabilities in assessing real-world problems, coordinating technical workflows and how to iteratively improve existing designs for continuous improvement. It also helped sharpen my troubleshooting skills, </w:t>
       </w:r>
       <w:r>
         <w:rPr>
@@ -796,29 +1582,15 @@
           <w:szCs w:val="18"/>
         </w:rPr>
       </w:pPr>
-      <w:r>
-        <w:rPr>
-          <w:rFonts w:ascii="Calibri Light" w:hAnsi="Calibri Light" w:cs="Calibri Light"/>
-          <w:sz w:val="18"/>
-          <w:szCs w:val="18"/>
-        </w:rPr>
-        <w:t xml:space="preserve">Currently, I am gaining practical experience as an Information Technology Analyst Co-op Student with Shared Services Canada, where I am supporting enterprise-level IT workflows for the federal government. This role is not only enhancing my current technical skillset by exposing me to tools used within Agile teams, such as </w:t>
-      </w:r>
-      <w:r>
-        <w:rPr>
-          <w:rFonts w:ascii="Calibri Light" w:hAnsi="Calibri Light" w:cs="Calibri Light"/>
-          <w:sz w:val="18"/>
-          <w:szCs w:val="18"/>
-        </w:rPr>
-        <w:t>Service Manager 9, Confluence and Linux-based operating systems</w:t>
-      </w:r>
-      <w:r>
-        <w:rPr>
-          <w:rFonts w:ascii="Calibri Light" w:hAnsi="Calibri Light" w:cs="Calibri Light"/>
-          <w:sz w:val="18"/>
-          <w:szCs w:val="18"/>
-        </w:rPr>
-        <w:t>;</w:t>
+      <w:commentRangeStart w:id="0"/>
+      <w:r>
+        <w:rPr>
+          <w:rFonts w:ascii="Calibri Light" w:hAnsi="Calibri Light" w:cs="Calibri Light"/>
+          <w:sz w:val="18"/>
+          <w:szCs w:val="18"/>
+          <w:highlight w:val="yellow"/>
+        </w:rPr>
+        <w:t>Building upon my prior experience, I have been actively developing my technical expertise through both co-op and personal projects. Previously, I was associated with Shared Services Canada as an I.T. Analyst, where I supported enterprise-level I.T. workflows within the federal government.</w:t>
       </w:r>
       <w:r>
         <w:rPr>
@@ -828,21 +1600,83 @@
         </w:rPr>
         <w:t xml:space="preserve"> </w:t>
       </w:r>
-      <w:r>
-        <w:rPr>
-          <w:rFonts w:ascii="Calibri Light" w:hAnsi="Calibri Light" w:cs="Calibri Light"/>
-          <w:sz w:val="18"/>
-          <w:szCs w:val="18"/>
-        </w:rPr>
-        <w:t xml:space="preserve">it </w:t>
-      </w:r>
-      <w:r>
-        <w:rPr>
-          <w:rFonts w:ascii="Calibri Light" w:hAnsi="Calibri Light" w:cs="Calibri Light"/>
-          <w:sz w:val="18"/>
-          <w:szCs w:val="18"/>
-        </w:rPr>
-        <w:t>is also helping me develop many transferrable skills that are necessary in working in a client-facing role, such as interpersonal communication</w:t>
+      <w:commentRangeEnd w:id="0"/>
+      <w:r>
+        <w:rPr>
+          <w:rStyle w:val="CommentReference"/>
+          <w:sz w:val="18"/>
+          <w:szCs w:val="18"/>
+        </w:rPr>
+        <w:commentReference w:id="0"/>
+      </w:r>
+      <w:r>
+        <w:rPr>
+          <w:rFonts w:ascii="Calibri Light" w:hAnsi="Calibri Light" w:cs="Calibri Light"/>
+          <w:sz w:val="18"/>
+          <w:szCs w:val="18"/>
+        </w:rPr>
+        <w:t xml:space="preserve">I became exposed to cloud-based technologies and effectively leveraged PowerShell scripts to complete tasks relating to user state management. I also improved Tier-1 ticketing efficiency by developing a Python-based desktop application. I utilized libraries such as </w:t>
+      </w:r>
+      <w:proofErr w:type="spellStart"/>
+      <w:r>
+        <w:rPr>
+          <w:rFonts w:ascii="Calibri Light" w:hAnsi="Calibri Light" w:cs="Calibri Light"/>
+          <w:sz w:val="18"/>
+          <w:szCs w:val="18"/>
+        </w:rPr>
+        <w:t>Tkinter</w:t>
+      </w:r>
+      <w:proofErr w:type="spellEnd"/>
+      <w:r>
+        <w:rPr>
+          <w:rFonts w:ascii="Calibri Light" w:hAnsi="Calibri Light" w:cs="Calibri Light"/>
+          <w:sz w:val="18"/>
+          <w:szCs w:val="18"/>
+        </w:rPr>
+        <w:t xml:space="preserve"> to build a responsive graphical user interface, automating Excel template cell population, and automatic copy-paste functionalities. This significantly reduced manual data entry errors and had also improved processing speed by 75%. This not only showcases my capability to take on self-initiated projects to improve workplace procedures, but it also built upon my interest in workflow optimization. </w:t>
+      </w:r>
+      <w:r>
+        <w:rPr>
+          <w:rFonts w:ascii="Calibri Light" w:hAnsi="Calibri Light" w:cs="Calibri Light"/>
+          <w:sz w:val="18"/>
+          <w:szCs w:val="18"/>
+        </w:rPr>
+        <w:t xml:space="preserve">Prior to pursuing software development, I worked for nearly three years as a clinical </w:t>
+      </w:r>
+      <w:proofErr w:type="gramStart"/>
+      <w:r>
+        <w:rPr>
+          <w:rFonts w:ascii="Calibri Light" w:hAnsi="Calibri Light" w:cs="Calibri Light"/>
+          <w:sz w:val="18"/>
+          <w:szCs w:val="18"/>
+        </w:rPr>
+        <w:t>genetics</w:t>
+      </w:r>
+      <w:proofErr w:type="gramEnd"/>
+      <w:r>
+        <w:rPr>
+          <w:rFonts w:ascii="Calibri Light" w:hAnsi="Calibri Light" w:cs="Calibri Light"/>
+          <w:sz w:val="18"/>
+          <w:szCs w:val="18"/>
+        </w:rPr>
+        <w:t xml:space="preserve"> technologist, where I gained valuable experience with the Genome Diagnostics team at the Provincial Health Services Authority. In this high-stakes, detail-driven environment, I supported end-to-end diagnostic workflows – from accessioning biohazardous patient specimens to interpreting results, I brought a passionate work ethic to every task involved. I routinely worked with our laboratory information systems for reporting </w:t>
+      </w:r>
+      <w:proofErr w:type="gramStart"/>
+      <w:r>
+        <w:rPr>
+          <w:rFonts w:ascii="Calibri Light" w:hAnsi="Calibri Light" w:cs="Calibri Light"/>
+          <w:sz w:val="18"/>
+          <w:szCs w:val="18"/>
+        </w:rPr>
+        <w:t>results</w:t>
+      </w:r>
+      <w:r>
+        <w:rPr>
+          <w:rFonts w:ascii="Calibri Light" w:hAnsi="Calibri Light" w:cs="Calibri Light"/>
+          <w:sz w:val="18"/>
+          <w:szCs w:val="18"/>
+        </w:rPr>
+        <w:t>,</w:t>
       </w:r>
       <w:r>
         <w:rPr>
@@ -852,229 +1686,14 @@
         </w:rPr>
         <w:t xml:space="preserve"> and</w:t>
       </w:r>
-      <w:r>
-        <w:rPr>
-          <w:rFonts w:ascii="Calibri Light" w:hAnsi="Calibri Light" w:cs="Calibri Light"/>
-          <w:sz w:val="18"/>
-          <w:szCs w:val="18"/>
-        </w:rPr>
-        <w:t xml:space="preserve"> task </w:t>
-      </w:r>
-      <w:r>
-        <w:rPr>
-          <w:rFonts w:ascii="Calibri Light" w:hAnsi="Calibri Light" w:cs="Calibri Light"/>
-          <w:sz w:val="18"/>
-          <w:szCs w:val="18"/>
-        </w:rPr>
-        <w:t>prioritization. Additionally, I am also</w:t>
-      </w:r>
-      <w:r>
-        <w:rPr>
-          <w:rFonts w:ascii="Calibri Light" w:hAnsi="Calibri Light" w:cs="Calibri Light"/>
-          <w:sz w:val="18"/>
-          <w:szCs w:val="18"/>
-        </w:rPr>
-        <w:t xml:space="preserve"> taking initiative</w:t>
-      </w:r>
-      <w:r>
-        <w:rPr>
-          <w:rFonts w:ascii="Calibri Light" w:hAnsi="Calibri Light" w:cs="Calibri Light"/>
-          <w:sz w:val="18"/>
-          <w:szCs w:val="18"/>
-        </w:rPr>
-        <w:t xml:space="preserve"> to </w:t>
-      </w:r>
-      <w:r>
-        <w:rPr>
-          <w:rFonts w:ascii="Calibri Light" w:hAnsi="Calibri Light" w:cs="Calibri Light"/>
-          <w:sz w:val="18"/>
-          <w:szCs w:val="18"/>
-        </w:rPr>
-        <w:t xml:space="preserve">identify </w:t>
-      </w:r>
-      <w:r>
-        <w:rPr>
-          <w:rFonts w:ascii="Calibri Light" w:hAnsi="Calibri Light" w:cs="Calibri Light"/>
-          <w:sz w:val="18"/>
-          <w:szCs w:val="18"/>
-        </w:rPr>
-        <w:t>areas in my workflow</w:t>
-      </w:r>
-      <w:r>
-        <w:rPr>
-          <w:rFonts w:ascii="Calibri Light" w:hAnsi="Calibri Light" w:cs="Calibri Light"/>
-          <w:sz w:val="18"/>
-          <w:szCs w:val="18"/>
-        </w:rPr>
-        <w:t xml:space="preserve"> </w:t>
-      </w:r>
-      <w:r>
-        <w:rPr>
-          <w:rFonts w:ascii="Calibri Light" w:hAnsi="Calibri Light" w:cs="Calibri Light"/>
-          <w:sz w:val="18"/>
-          <w:szCs w:val="18"/>
-        </w:rPr>
-        <w:t xml:space="preserve">to </w:t>
-      </w:r>
-      <w:r>
-        <w:rPr>
-          <w:rFonts w:ascii="Calibri Light" w:hAnsi="Calibri Light" w:cs="Calibri Light"/>
-          <w:sz w:val="18"/>
-          <w:szCs w:val="18"/>
-        </w:rPr>
-        <w:t>improve efficiency</w:t>
-      </w:r>
-      <w:r>
-        <w:rPr>
-          <w:rFonts w:ascii="Calibri Light" w:hAnsi="Calibri Light" w:cs="Calibri Light"/>
-          <w:sz w:val="18"/>
-          <w:szCs w:val="18"/>
-        </w:rPr>
-        <w:t>.</w:t>
-      </w:r>
-      <w:r>
-        <w:rPr>
-          <w:rFonts w:ascii="Calibri Light" w:hAnsi="Calibri Light" w:cs="Calibri Light"/>
-          <w:sz w:val="18"/>
-          <w:szCs w:val="18"/>
-        </w:rPr>
-        <w:t xml:space="preserve"> </w:t>
-      </w:r>
-      <w:r>
-        <w:rPr>
-          <w:rFonts w:ascii="Calibri Light" w:hAnsi="Calibri Light" w:cs="Calibri Light"/>
-          <w:sz w:val="18"/>
-          <w:szCs w:val="18"/>
-        </w:rPr>
-        <w:t xml:space="preserve">For example, I </w:t>
-      </w:r>
-      <w:r>
-        <w:rPr>
-          <w:rFonts w:ascii="Calibri Light" w:hAnsi="Calibri Light" w:cs="Calibri Light"/>
-          <w:sz w:val="18"/>
-          <w:szCs w:val="18"/>
-        </w:rPr>
-        <w:t xml:space="preserve">am </w:t>
-      </w:r>
-      <w:r>
-        <w:rPr>
-          <w:rFonts w:ascii="Calibri Light" w:hAnsi="Calibri Light" w:cs="Calibri Light"/>
-          <w:sz w:val="18"/>
-          <w:szCs w:val="18"/>
-        </w:rPr>
-        <w:t>currently building</w:t>
-      </w:r>
-      <w:r>
-        <w:rPr>
-          <w:rFonts w:ascii="Calibri Light" w:hAnsi="Calibri Light" w:cs="Calibri Light"/>
-          <w:sz w:val="18"/>
-          <w:szCs w:val="18"/>
-        </w:rPr>
-        <w:t xml:space="preserve"> lightweight </w:t>
-      </w:r>
-      <w:r>
-        <w:rPr>
-          <w:rFonts w:ascii="Calibri Light" w:hAnsi="Calibri Light" w:cs="Calibri Light"/>
-          <w:sz w:val="18"/>
-          <w:szCs w:val="18"/>
-        </w:rPr>
-        <w:t>tools and scripts</w:t>
-      </w:r>
-      <w:r>
-        <w:rPr>
-          <w:rFonts w:ascii="Calibri Light" w:hAnsi="Calibri Light" w:cs="Calibri Light"/>
-          <w:sz w:val="18"/>
-          <w:szCs w:val="18"/>
-        </w:rPr>
-        <w:t xml:space="preserve"> </w:t>
-      </w:r>
-      <w:r>
-        <w:rPr>
-          <w:rFonts w:ascii="Calibri Light" w:hAnsi="Calibri Light" w:cs="Calibri Light"/>
-          <w:sz w:val="18"/>
-          <w:szCs w:val="18"/>
-        </w:rPr>
-        <w:t>with</w:t>
-      </w:r>
-      <w:r>
-        <w:rPr>
-          <w:rFonts w:ascii="Calibri Light" w:hAnsi="Calibri Light" w:cs="Calibri Light"/>
-          <w:sz w:val="18"/>
-          <w:szCs w:val="18"/>
-        </w:rPr>
-        <w:t xml:space="preserve"> JavaScript, </w:t>
-      </w:r>
-      <w:r>
-        <w:rPr>
-          <w:rFonts w:ascii="Calibri Light" w:hAnsi="Calibri Light" w:cs="Calibri Light"/>
-          <w:sz w:val="18"/>
-          <w:szCs w:val="18"/>
-        </w:rPr>
-        <w:t>PowerShell and Python t</w:t>
-      </w:r>
-      <w:r>
-        <w:rPr>
-          <w:rFonts w:ascii="Calibri Light" w:hAnsi="Calibri Light" w:cs="Calibri Light"/>
-          <w:sz w:val="18"/>
-          <w:szCs w:val="18"/>
-        </w:rPr>
-        <w:t>o</w:t>
-      </w:r>
-      <w:r>
-        <w:rPr>
-          <w:rFonts w:ascii="Calibri Light" w:hAnsi="Calibri Light" w:cs="Calibri Light"/>
-          <w:sz w:val="18"/>
-          <w:szCs w:val="18"/>
-        </w:rPr>
-        <w:t xml:space="preserve"> streamline recurring processes</w:t>
-      </w:r>
-      <w:r>
-        <w:rPr>
-          <w:rFonts w:ascii="Calibri Light" w:hAnsi="Calibri Light" w:cs="Calibri Light"/>
-          <w:sz w:val="18"/>
-          <w:szCs w:val="18"/>
-        </w:rPr>
-        <w:t>, building upon my interests in workflow optimization</w:t>
-      </w:r>
-      <w:r>
-        <w:rPr>
-          <w:rFonts w:ascii="Calibri Light" w:hAnsi="Calibri Light" w:cs="Calibri Light"/>
-          <w:sz w:val="18"/>
-          <w:szCs w:val="18"/>
-        </w:rPr>
-        <w:t>.</w:t>
-      </w:r>
-      <w:r>
-        <w:rPr>
-          <w:rFonts w:ascii="Calibri Light" w:hAnsi="Calibri Light" w:cs="Calibri Light"/>
-          <w:sz w:val="18"/>
-          <w:szCs w:val="18"/>
-        </w:rPr>
-        <w:t xml:space="preserve"> </w:t>
-      </w:r>
-      <w:r>
-        <w:rPr>
-          <w:rFonts w:ascii="Calibri Light" w:hAnsi="Calibri Light" w:cs="Calibri Light"/>
-          <w:sz w:val="18"/>
-          <w:szCs w:val="18"/>
-        </w:rPr>
-        <w:t>Prior to pursuing software development, I worked for nearly three years as a clinical genetics technologist, where I gained valuable experience with the Genome Diagnostics team at the Provincial Health Services Authority. In this high-stakes, detail-driven environment, I supported end-to-end diagnostic workflows – from accessioning biohazardous patient specimens to interpreting results, I brought a passionate work ethic to every task involved. I routinely worked with our laboratory information systems for reporting results</w:t>
-      </w:r>
-      <w:r>
-        <w:rPr>
-          <w:rFonts w:ascii="Calibri Light" w:hAnsi="Calibri Light" w:cs="Calibri Light"/>
-          <w:sz w:val="18"/>
-          <w:szCs w:val="18"/>
-        </w:rPr>
-        <w:t>,</w:t>
-      </w:r>
-      <w:r>
-        <w:rPr>
-          <w:rFonts w:ascii="Calibri Light" w:hAnsi="Calibri Light" w:cs="Calibri Light"/>
-          <w:sz w:val="18"/>
-          <w:szCs w:val="18"/>
-        </w:rPr>
-        <w:t xml:space="preserve"> and collaborated in a cross-functional team consisting of researchers, clinicians and technologists to ensure test results were delivered under established turnaround times. This required meticulous attention to detail and a high commitment to quality and accuracy. Just as importantly, I also took on mentorship responsibilities, training incoming junior technologists and practicum students, helping to foster a collaborative, growth-oriented learning environment: an experience that required clear communication, empathy and patience. My role at PHSA highlights many necessary soft skills, including the ability to learn quickly, adaptability to various responsibilities, and the ability to effectively communicate complex concepts </w:t>
+      <w:proofErr w:type="gramEnd"/>
+      <w:r>
+        <w:rPr>
+          <w:rFonts w:ascii="Calibri Light" w:hAnsi="Calibri Light" w:cs="Calibri Light"/>
+          <w:sz w:val="18"/>
+          <w:szCs w:val="18"/>
+        </w:rPr>
+        <w:t xml:space="preserve"> collaborated in a cross-functional team consisting of researchers, clinicians and technologists to ensure test results were delivered under established turnaround times. This required meticulous attention to detail and a high commitment to quality and accuracy. Just as importantly, I also took on mentorship responsibilities, training incoming junior technologists and practicum students, helping to foster a collaborative, growth-oriented learning environment: an experience that required clear communication, empathy and patience. My role at PHSA highlights many necessary soft skills, including the ability to learn quickly, adaptability to various responsibilities, and the ability to effectively communicate complex concepts </w:t>
       </w:r>
       <w:r>
         <w:rPr>
@@ -1157,31 +1776,105 @@
         </w:rPr>
         <w:t xml:space="preserve"> </w:t>
       </w:r>
-      <w:r>
-        <w:rPr>
-          <w:rFonts w:ascii="Calibri Light" w:eastAsia="Cambria" w:hAnsi="Calibri Light" w:cs="Calibri Light"/>
-          <w:bCs/>
-          <w:sz w:val="18"/>
-          <w:szCs w:val="18"/>
-          <w:lang w:val="en-CA"/>
-        </w:rPr>
-        <w:t>{{ company_name }}</w:t>
-      </w:r>
-      <w:r>
-        <w:rPr>
-          <w:rFonts w:ascii="Calibri Light" w:hAnsi="Calibri Light" w:cs="Calibri Light"/>
-          <w:sz w:val="18"/>
-          <w:szCs w:val="18"/>
-        </w:rPr>
-        <w:t xml:space="preserve"> to support your mission and initiatives, </w:t>
-      </w:r>
-      <w:r>
-        <w:rPr>
-          <w:rFonts w:ascii="Calibri Light" w:hAnsi="Calibri Light" w:cs="Calibri Light"/>
-          <w:sz w:val="18"/>
-          <w:szCs w:val="18"/>
-        </w:rPr>
-        <w:t>and am motivated to help create</w:t>
+      <w:proofErr w:type="gramStart"/>
+      <w:r>
+        <w:rPr>
+          <w:rFonts w:ascii="Calibri Light" w:eastAsia="Cambria" w:hAnsi="Calibri Light" w:cs="Calibri Light"/>
+          <w:bCs/>
+          <w:sz w:val="18"/>
+          <w:szCs w:val="18"/>
+          <w:lang w:val="en-CA"/>
+        </w:rPr>
+        <w:t xml:space="preserve">{{ </w:t>
+      </w:r>
+      <w:proofErr w:type="spellStart"/>
+      <w:r>
+        <w:rPr>
+          <w:rFonts w:ascii="Calibri Light" w:eastAsia="Cambria" w:hAnsi="Calibri Light" w:cs="Calibri Light"/>
+          <w:bCs/>
+          <w:sz w:val="18"/>
+          <w:szCs w:val="18"/>
+          <w:lang w:val="en-CA"/>
+        </w:rPr>
+        <w:t>company</w:t>
+      </w:r>
+      <w:proofErr w:type="gramEnd"/>
+      <w:r>
+        <w:rPr>
+          <w:rFonts w:ascii="Calibri Light" w:eastAsia="Cambria" w:hAnsi="Calibri Light" w:cs="Calibri Light"/>
+          <w:bCs/>
+          <w:sz w:val="18"/>
+          <w:szCs w:val="18"/>
+          <w:lang w:val="en-CA"/>
+        </w:rPr>
+        <w:t>_</w:t>
+      </w:r>
+      <w:proofErr w:type="gramStart"/>
+      <w:r>
+        <w:rPr>
+          <w:rFonts w:ascii="Calibri Light" w:eastAsia="Cambria" w:hAnsi="Calibri Light" w:cs="Calibri Light"/>
+          <w:bCs/>
+          <w:sz w:val="18"/>
+          <w:szCs w:val="18"/>
+          <w:lang w:val="en-CA"/>
+        </w:rPr>
+        <w:t>name</w:t>
+      </w:r>
+      <w:proofErr w:type="spellEnd"/>
+      <w:r>
+        <w:rPr>
+          <w:rFonts w:ascii="Calibri Light" w:eastAsia="Cambria" w:hAnsi="Calibri Light" w:cs="Calibri Light"/>
+          <w:bCs/>
+          <w:sz w:val="18"/>
+          <w:szCs w:val="18"/>
+          <w:lang w:val="en-CA"/>
+        </w:rPr>
+        <w:t xml:space="preserve"> }</w:t>
+      </w:r>
+      <w:proofErr w:type="gramEnd"/>
+      <w:r>
+        <w:rPr>
+          <w:rFonts w:ascii="Calibri Light" w:eastAsia="Cambria" w:hAnsi="Calibri Light" w:cs="Calibri Light"/>
+          <w:bCs/>
+          <w:sz w:val="18"/>
+          <w:szCs w:val="18"/>
+          <w:lang w:val="en-CA"/>
+        </w:rPr>
+        <w:t>}</w:t>
+      </w:r>
+      <w:r>
+        <w:rPr>
+          <w:rFonts w:ascii="Calibri Light" w:hAnsi="Calibri Light" w:cs="Calibri Light"/>
+          <w:sz w:val="18"/>
+          <w:szCs w:val="18"/>
+        </w:rPr>
+        <w:t xml:space="preserve"> to support your mission and </w:t>
+      </w:r>
+      <w:proofErr w:type="gramStart"/>
+      <w:r>
+        <w:rPr>
+          <w:rFonts w:ascii="Calibri Light" w:hAnsi="Calibri Light" w:cs="Calibri Light"/>
+          <w:sz w:val="18"/>
+          <w:szCs w:val="18"/>
+        </w:rPr>
+        <w:t xml:space="preserve">initiatives, </w:t>
+      </w:r>
+      <w:r>
+        <w:rPr>
+          <w:rFonts w:ascii="Calibri Light" w:hAnsi="Calibri Light" w:cs="Calibri Light"/>
+          <w:sz w:val="18"/>
+          <w:szCs w:val="18"/>
+        </w:rPr>
+        <w:t>and</w:t>
+      </w:r>
+      <w:proofErr w:type="gramEnd"/>
+      <w:r>
+        <w:rPr>
+          <w:rFonts w:ascii="Calibri Light" w:hAnsi="Calibri Light" w:cs="Calibri Light"/>
+          <w:sz w:val="18"/>
+          <w:szCs w:val="18"/>
+        </w:rPr>
+        <w:t xml:space="preserve"> am motivated to help create</w:t>
       </w:r>
       <w:r>
         <w:rPr>
@@ -1385,8 +2078,8 @@
       </w:r>
     </w:p>
     <w:sectPr>
-      <w:headerReference w:type="default" r:id="rId8"/>
-      <w:footerReference w:type="default" r:id="rId9"/>
+      <w:headerReference w:type="default" r:id="rId12"/>
+      <w:footerReference w:type="default" r:id="rId13"/>
       <w:pgSz w:w="12240" w:h="15840"/>
       <w:pgMar w:top="720" w:right="720" w:bottom="720" w:left="720" w:header="360" w:footer="360" w:gutter="0"/>
       <w:pgNumType w:start="1"/>
@@ -1395,6 +2088,45 @@
     </w:sectPr>
   </w:body>
 </w:document>
+</file>
+
+<file path=word/comments.xml><?xml version="1.0" encoding="utf-8"?>
+<w:comments xmlns:wpc="http://schemas.microsoft.com/office/word/2010/wordprocessingCanvas" xmlns:cx="http://schemas.microsoft.com/office/drawing/2014/chartex" xmlns:cx1="http://schemas.microsoft.com/office/drawing/2015/9/8/chartex" xmlns:cx2="http://schemas.microsoft.com/office/drawing/2015/10/21/chartex" xmlns:cx3="http://schemas.microsoft.com/office/drawing/2016/5/9/chartex" xmlns:cx4="http://schemas.microsoft.com/office/drawing/2016/5/10/chartex" xmlns:cx5="http://schemas.microsoft.com/office/drawing/2016/5/11/chartex" xmlns:cx6="http://schemas.microsoft.com/office/drawing/2016/5/12/chartex" xmlns:cx7="http://schemas.microsoft.com/office/drawing/2016/5/13/chartex" xmlns:cx8="http://schemas.microsoft.com/office/drawing/2016/5/14/chartex" xmlns:mc="http://schemas.openxmlformats.org/markup-compatibility/2006" xmlns:aink="http://schemas.microsoft.com/office/drawing/2016/ink" xmlns:am3d="http://schemas.microsoft.com/office/drawing/2017/model3d" xmlns:o="urn:schemas-microsoft-com:office:office" xmlns:oel="http://schemas.microsoft.com/office/2019/extlst" xmlns:r="http://schemas.openxmlformats.org/officeDocument/2006/relationships" xmlns:m="http://schemas.openxmlformats.org/officeDocument/2006/math" xmlns:v="urn:schemas-microsoft-com:vml" xmlns:wp14="http://schemas.microsoft.com/office/word/2010/wordprocessingDrawing" xmlns:wp="http://schemas.openxmlformats.org/drawingml/2006/wordprocessingDrawing" xmlns:w10="urn:schemas-microsoft-com:office:word" xmlns:w="http://schemas.openxmlformats.org/wordprocessingml/2006/main" xmlns:w14="http://schemas.microsoft.com/office/word/2010/wordml" xmlns:w15="http://schemas.microsoft.com/office/word/2012/wordml" xmlns:w16cex="http://schemas.microsoft.com/office/word/2018/wordml/cex" xmlns:w16cid="http://schemas.microsoft.com/office/word/2016/wordml/cid" xmlns:w16="http://schemas.microsoft.com/office/word/2018/wordml" xmlns:w16du="http://schemas.microsoft.com/office/word/2023/wordml/word16du" xmlns:w16sdtdh="http://schemas.microsoft.com/office/word/2020/wordml/sdtdatahash" xmlns:w16sdtfl="http://schemas.microsoft.com/office/word/2024/wordml/sdtformatlock" xmlns:w16se="http://schemas.microsoft.com/office/word/2015/wordml/symex" xmlns:wpg="http://schemas.microsoft.com/office/word/2010/wordprocessingGroup" xmlns:wpi="http://schemas.microsoft.com/office/word/2010/wordprocessingInk" xmlns:wne="http://schemas.microsoft.com/office/word/2006/wordml" xmlns:wps="http://schemas.microsoft.com/office/word/2010/wordprocessingShape" mc:Ignorable="w14 w15 w16se w16cid w16 w16cex w16sdtdh w16sdtfl w16du wp14">
+  <w:comment w:id="0" w:author="Sam Lui" w:date="2025-11-30T13:53:00Z" w:initials="SL">
+    <w:p>
+      <w:pPr>
+        <w:pStyle w:val="CommentText"/>
+      </w:pPr>
+      <w:r>
+        <w:rPr>
+          <w:rStyle w:val="CommentReference"/>
+        </w:rPr>
+        <w:annotationRef/>
+      </w:r>
+      <w:r>
+        <w:t>Adjust this once CIHI co-op starts.</w:t>
+      </w:r>
+    </w:p>
+  </w:comment>
+</w:comments>
+</file>
+
+<file path=word/commentsExtended.xml><?xml version="1.0" encoding="utf-8"?>
+<w15:commentsEx xmlns:wpc="http://schemas.microsoft.com/office/word/2010/wordprocessingCanvas" xmlns:cx="http://schemas.microsoft.com/office/drawing/2014/chartex" xmlns:cx1="http://schemas.microsoft.com/office/drawing/2015/9/8/chartex" xmlns:cx2="http://schemas.microsoft.com/office/drawing/2015/10/21/chartex" xmlns:cx3="http://schemas.microsoft.com/office/drawing/2016/5/9/chartex" xmlns:cx4="http://schemas.microsoft.com/office/drawing/2016/5/10/chartex" xmlns:cx5="http://schemas.microsoft.com/office/drawing/2016/5/11/chartex" xmlns:cx6="http://schemas.microsoft.com/office/drawing/2016/5/12/chartex" xmlns:cx7="http://schemas.microsoft.com/office/drawing/2016/5/13/chartex" xmlns:cx8="http://schemas.microsoft.com/office/drawing/2016/5/14/chartex" xmlns:mc="http://schemas.openxmlformats.org/markup-compatibility/2006" xmlns:aink="http://schemas.microsoft.com/office/drawing/2016/ink" xmlns:am3d="http://schemas.microsoft.com/office/drawing/2017/model3d" xmlns:o="urn:schemas-microsoft-com:office:office" xmlns:oel="http://schemas.microsoft.com/office/2019/extlst" xmlns:r="http://schemas.openxmlformats.org/officeDocument/2006/relationships" xmlns:m="http://schemas.openxmlformats.org/officeDocument/2006/math" xmlns:v="urn:schemas-microsoft-com:vml" xmlns:wp14="http://schemas.microsoft.com/office/word/2010/wordprocessingDrawing" xmlns:wp="http://schemas.openxmlformats.org/drawingml/2006/wordprocessingDrawing" xmlns:w10="urn:schemas-microsoft-com:office:word" xmlns:w="http://schemas.openxmlformats.org/wordprocessingml/2006/main" xmlns:w14="http://schemas.microsoft.com/office/word/2010/wordml" xmlns:w15="http://schemas.microsoft.com/office/word/2012/wordml" xmlns:w16cex="http://schemas.microsoft.com/office/word/2018/wordml/cex" xmlns:w16cid="http://schemas.microsoft.com/office/word/2016/wordml/cid" xmlns:w16="http://schemas.microsoft.com/office/word/2018/wordml" xmlns:w16du="http://schemas.microsoft.com/office/word/2023/wordml/word16du" xmlns:w16sdtdh="http://schemas.microsoft.com/office/word/2020/wordml/sdtdatahash" xmlns:w16sdtfl="http://schemas.microsoft.com/office/word/2024/wordml/sdtformatlock" xmlns:w16se="http://schemas.microsoft.com/office/word/2015/wordml/symex" xmlns:wpg="http://schemas.microsoft.com/office/word/2010/wordprocessingGroup" xmlns:wpi="http://schemas.microsoft.com/office/word/2010/wordprocessingInk" xmlns:wne="http://schemas.microsoft.com/office/word/2006/wordml" xmlns:wps="http://schemas.microsoft.com/office/word/2010/wordprocessingShape" mc:Ignorable="w14 w15 w16se w16cid w16 w16cex w16sdtdh w16sdtfl w16du wp14">
+  <w15:commentEx w15:paraId="75E19CFA" w15:done="0"/>
+</w15:commentsEx>
+</file>
+
+<file path=word/commentsExtensible.xml><?xml version="1.0" encoding="utf-8"?>
+<w16cex:commentsExtensible xmlns:wpc="http://schemas.microsoft.com/office/word/2010/wordprocessingCanvas" xmlns:cx="http://schemas.microsoft.com/office/drawing/2014/chartex" xmlns:cx1="http://schemas.microsoft.com/office/drawing/2015/9/8/chartex" xmlns:cx2="http://schemas.microsoft.com/office/drawing/2015/10/21/chartex" xmlns:cx3="http://schemas.microsoft.com/office/drawing/2016/5/9/chartex" xmlns:cx4="http://schemas.microsoft.com/office/drawing/2016/5/10/chartex" xmlns:cx5="http://schemas.microsoft.com/office/drawing/2016/5/11/chartex" xmlns:cx6="http://schemas.microsoft.com/office/drawing/2016/5/12/chartex" xmlns:cx7="http://schemas.microsoft.com/office/drawing/2016/5/13/chartex" xmlns:cx8="http://schemas.microsoft.com/office/drawing/2016/5/14/chartex" xmlns:cr="http://schemas.microsoft.com/office/comments/2020/reactions" xmlns:mc="http://schemas.openxmlformats.org/markup-compatibility/2006" xmlns:aink="http://schemas.microsoft.com/office/drawing/2016/ink" xmlns:am3d="http://schemas.microsoft.com/office/drawing/2017/model3d" xmlns:o="urn:schemas-microsoft-com:office:office" xmlns:oel="http://schemas.microsoft.com/office/2019/extlst" xmlns:r="http://schemas.openxmlformats.org/officeDocument/2006/relationships" xmlns:m="http://schemas.openxmlformats.org/officeDocument/2006/math" xmlns:v="urn:schemas-microsoft-com:vml" xmlns:wp14="http://schemas.microsoft.com/office/word/2010/wordprocessingDrawing" xmlns:wp="http://schemas.openxmlformats.org/drawingml/2006/wordprocessingDrawing" xmlns:w10="urn:schemas-microsoft-com:office:word" xmlns:w="http://schemas.openxmlformats.org/wordprocessingml/2006/main" xmlns:w14="http://schemas.microsoft.com/office/word/2010/wordml" xmlns:w15="http://schemas.microsoft.com/office/word/2012/wordml" xmlns:w16cex="http://schemas.microsoft.com/office/word/2018/wordml/cex" xmlns:w16cid="http://schemas.microsoft.com/office/word/2016/wordml/cid" xmlns:w16="http://schemas.microsoft.com/office/word/2018/wordml" xmlns:w16du="http://schemas.microsoft.com/office/word/2023/wordml/word16du" xmlns:w16sdtdh="http://schemas.microsoft.com/office/word/2020/wordml/sdtdatahash" xmlns:w16sdtfl="http://schemas.microsoft.com/office/word/2024/wordml/sdtformatlock" xmlns:w16se="http://schemas.microsoft.com/office/word/2015/wordml/symex" xmlns:wpg="http://schemas.microsoft.com/office/word/2010/wordprocessingGroup" xmlns:wpi="http://schemas.microsoft.com/office/word/2010/wordprocessingInk" xmlns:wne="http://schemas.microsoft.com/office/word/2006/wordml" xmlns:wps="http://schemas.microsoft.com/office/word/2010/wordprocessingShape" mc:Ignorable="w14 w15 w16se w16cid w16 w16cex w16sdtdh w16sdtfl cr w16du wp14">
+  <w16cex:commentExtensible w16cex:durableId="511356A5" w16cex:dateUtc="2025-11-30T21:53:00Z"/>
+</w16cex:commentsExtensible>
+</file>
+
+<file path=word/commentsIds.xml><?xml version="1.0" encoding="utf-8"?>
+<w16cid:commentsIds xmlns:wpc="http://schemas.microsoft.com/office/word/2010/wordprocessingCanvas" xmlns:cx="http://schemas.microsoft.com/office/drawing/2014/chartex" xmlns:cx1="http://schemas.microsoft.com/office/drawing/2015/9/8/chartex" xmlns:cx2="http://schemas.microsoft.com/office/drawing/2015/10/21/chartex" xmlns:cx3="http://schemas.microsoft.com/office/drawing/2016/5/9/chartex" xmlns:cx4="http://schemas.microsoft.com/office/drawing/2016/5/10/chartex" xmlns:cx5="http://schemas.microsoft.com/office/drawing/2016/5/11/chartex" xmlns:cx6="http://schemas.microsoft.com/office/drawing/2016/5/12/chartex" xmlns:cx7="http://schemas.microsoft.com/office/drawing/2016/5/13/chartex" xmlns:cx8="http://schemas.microsoft.com/office/drawing/2016/5/14/chartex" xmlns:mc="http://schemas.openxmlformats.org/markup-compatibility/2006" xmlns:aink="http://schemas.microsoft.com/office/drawing/2016/ink" xmlns:am3d="http://schemas.microsoft.com/office/drawing/2017/model3d" xmlns:o="urn:schemas-microsoft-com:office:office" xmlns:oel="http://schemas.microsoft.com/office/2019/extlst" xmlns:r="http://schemas.openxmlformats.org/officeDocument/2006/relationships" xmlns:m="http://schemas.openxmlformats.org/officeDocument/2006/math" xmlns:v="urn:schemas-microsoft-com:vml" xmlns:wp14="http://schemas.microsoft.com/office/word/2010/wordprocessingDrawing" xmlns:wp="http://schemas.openxmlformats.org/drawingml/2006/wordprocessingDrawing" xmlns:w10="urn:schemas-microsoft-com:office:word" xmlns:w="http://schemas.openxmlformats.org/wordprocessingml/2006/main" xmlns:w14="http://schemas.microsoft.com/office/word/2010/wordml" xmlns:w15="http://schemas.microsoft.com/office/word/2012/wordml" xmlns:w16cex="http://schemas.microsoft.com/office/word/2018/wordml/cex" xmlns:w16cid="http://schemas.microsoft.com/office/word/2016/wordml/cid" xmlns:w16="http://schemas.microsoft.com/office/word/2018/wordml" xmlns:w16du="http://schemas.microsoft.com/office/word/2023/wordml/word16du" xmlns:w16sdtdh="http://schemas.microsoft.com/office/word/2020/wordml/sdtdatahash" xmlns:w16sdtfl="http://schemas.microsoft.com/office/word/2024/wordml/sdtformatlock" xmlns:w16se="http://schemas.microsoft.com/office/word/2015/wordml/symex" xmlns:wpg="http://schemas.microsoft.com/office/word/2010/wordprocessingGroup" xmlns:wpi="http://schemas.microsoft.com/office/word/2010/wordprocessingInk" xmlns:wne="http://schemas.microsoft.com/office/word/2006/wordml" xmlns:wps="http://schemas.microsoft.com/office/word/2010/wordprocessingShape" mc:Ignorable="w14 w15 w16se w16cid w16 w16cex w16sdtdh w16sdtfl w16du wp14">
+  <w16cid:commentId w16cid:paraId="75E19CFA" w16cid:durableId="511356A5"/>
+</w16cid:commentsIds>
 </file>
 
 <file path=word/endnotes.xml><?xml version="1.0" encoding="utf-8"?>
@@ -1562,8 +2294,8 @@
         <w:szCs w:val="40"/>
       </w:rPr>
     </w:pPr>
-    <w:bookmarkStart w:id="0" w:name="_hjoe94bgbnyn" w:colFirst="0" w:colLast="0"/>
-    <w:bookmarkEnd w:id="0"/>
+    <w:bookmarkStart w:id="1" w:name="_hjoe94bgbnyn" w:colFirst="0" w:colLast="0"/>
+    <w:bookmarkEnd w:id="1"/>
     <w:r>
       <w:rPr>
         <w:rFonts w:ascii="Calibri Light" w:eastAsia="Cambria" w:hAnsi="Calibri Light" w:cs="Calibri Light"/>
@@ -1975,6 +2707,14 @@
     <w:abstractNumId w:val="1"/>
   </w:num>
 </w:numbering>
+</file>
+
+<file path=word/people.xml><?xml version="1.0" encoding="utf-8"?>
+<w15:people xmlns:wpc="http://schemas.microsoft.com/office/word/2010/wordprocessingCanvas" xmlns:cx="http://schemas.microsoft.com/office/drawing/2014/chartex" xmlns:cx1="http://schemas.microsoft.com/office/drawing/2015/9/8/chartex" xmlns:cx2="http://schemas.microsoft.com/office/drawing/2015/10/21/chartex" xmlns:cx3="http://schemas.microsoft.com/office/drawing/2016/5/9/chartex" xmlns:cx4="http://schemas.microsoft.com/office/drawing/2016/5/10/chartex" xmlns:cx5="http://schemas.microsoft.com/office/drawing/2016/5/11/chartex" xmlns:cx6="http://schemas.microsoft.com/office/drawing/2016/5/12/chartex" xmlns:cx7="http://schemas.microsoft.com/office/drawing/2016/5/13/chartex" xmlns:cx8="http://schemas.microsoft.com/office/drawing/2016/5/14/chartex" xmlns:mc="http://schemas.openxmlformats.org/markup-compatibility/2006" xmlns:aink="http://schemas.microsoft.com/office/drawing/2016/ink" xmlns:am3d="http://schemas.microsoft.com/office/drawing/2017/model3d" xmlns:o="urn:schemas-microsoft-com:office:office" xmlns:oel="http://schemas.microsoft.com/office/2019/extlst" xmlns:r="http://schemas.openxmlformats.org/officeDocument/2006/relationships" xmlns:m="http://schemas.openxmlformats.org/officeDocument/2006/math" xmlns:v="urn:schemas-microsoft-com:vml" xmlns:wp14="http://schemas.microsoft.com/office/word/2010/wordprocessingDrawing" xmlns:wp="http://schemas.openxmlformats.org/drawingml/2006/wordprocessingDrawing" xmlns:w10="urn:schemas-microsoft-com:office:word" xmlns:w="http://schemas.openxmlformats.org/wordprocessingml/2006/main" xmlns:w14="http://schemas.microsoft.com/office/word/2010/wordml" xmlns:w15="http://schemas.microsoft.com/office/word/2012/wordml" xmlns:w16cex="http://schemas.microsoft.com/office/word/2018/wordml/cex" xmlns:w16cid="http://schemas.microsoft.com/office/word/2016/wordml/cid" xmlns:w16="http://schemas.microsoft.com/office/word/2018/wordml" xmlns:w16du="http://schemas.microsoft.com/office/word/2023/wordml/word16du" xmlns:w16sdtdh="http://schemas.microsoft.com/office/word/2020/wordml/sdtdatahash" xmlns:w16sdtfl="http://schemas.microsoft.com/office/word/2024/wordml/sdtformatlock" xmlns:w16se="http://schemas.microsoft.com/office/word/2015/wordml/symex" xmlns:wpg="http://schemas.microsoft.com/office/word/2010/wordprocessingGroup" xmlns:wpi="http://schemas.microsoft.com/office/word/2010/wordprocessingInk" xmlns:wne="http://schemas.microsoft.com/office/word/2006/wordml" xmlns:wps="http://schemas.microsoft.com/office/word/2010/wordprocessingShape" mc:Ignorable="w14 w15 w16se w16cid w16 w16cex w16sdtdh w16sdtfl w16du wp14">
+  <w15:person w15:author="Sam Lui">
+    <w15:presenceInfo w15:providerId="Windows Live" w15:userId="8f887ab463d8bf2b"/>
+  </w15:person>
+</w15:people>
 </file>
 
 <file path=word/styles.xml><?xml version="1.0" encoding="utf-8"?>
@@ -2646,6 +3386,53 @@
     <w:semiHidden/>
     <w:rsid w:val="00A855CB"/>
   </w:style>
+  <w:style w:type="character" w:styleId="CommentReference">
+    <w:name w:val="annotation reference"/>
+    <w:basedOn w:val="DefaultParagraphFont"/>
+    <w:uiPriority w:val="99"/>
+    <w:semiHidden/>
+    <w:unhideWhenUsed/>
+    <w:rsid w:val="000D3246"/>
+    <w:rPr>
+      <w:sz w:val="16"/>
+      <w:szCs w:val="16"/>
+    </w:rPr>
+  </w:style>
+  <w:style w:type="paragraph" w:styleId="CommentText">
+    <w:name w:val="annotation text"/>
+    <w:basedOn w:val="Normal"/>
+    <w:link w:val="CommentTextChar"/>
+    <w:uiPriority w:val="99"/>
+    <w:unhideWhenUsed/>
+    <w:rsid w:val="000D3246"/>
+    <w:pPr>
+      <w:widowControl/>
+      <w:spacing w:after="160"/>
+    </w:pPr>
+    <w:rPr>
+      <w:rFonts w:asciiTheme="minorHAnsi" w:eastAsiaTheme="minorEastAsia" w:hAnsiTheme="minorHAnsi" w:cstheme="minorBidi"/>
+      <w:kern w:val="2"/>
+      <w:sz w:val="20"/>
+      <w:szCs w:val="20"/>
+      <w:lang w:val="en-CA"/>
+      <w14:ligatures w14:val="standardContextual"/>
+    </w:rPr>
+  </w:style>
+  <w:style w:type="character" w:customStyle="1" w:styleId="CommentTextChar">
+    <w:name w:val="Comment Text Char"/>
+    <w:basedOn w:val="DefaultParagraphFont"/>
+    <w:link w:val="CommentText"/>
+    <w:uiPriority w:val="99"/>
+    <w:rsid w:val="000D3246"/>
+    <w:rPr>
+      <w:rFonts w:asciiTheme="minorHAnsi" w:eastAsiaTheme="minorEastAsia" w:hAnsiTheme="minorHAnsi" w:cstheme="minorBidi"/>
+      <w:kern w:val="2"/>
+      <w:sz w:val="20"/>
+      <w:szCs w:val="20"/>
+      <w:lang w:val="en-CA"/>
+      <w14:ligatures w14:val="standardContextual"/>
+    </w:rPr>
+  </w:style>
 </w:styles>
 </file>
 
